--- a/Project3/说明文档.docx
+++ b/Project3/说明文档.docx
@@ -2,9 +2,493 @@
 <file path=word/document.xml><?xml version="1.0" encoding="utf-8"?>
 <w:document xmlns:wpc="http://schemas.microsoft.com/office/word/2010/wordprocessingCanvas" xmlns:cx="http://schemas.microsoft.com/office/drawing/2014/chartex" xmlns:cx1="http://schemas.microsoft.com/office/drawing/2015/9/8/chartex" xmlns:cx2="http://schemas.microsoft.com/office/drawing/2015/10/21/chartex" xmlns:cx3="http://schemas.microsoft.com/office/drawing/2016/5/9/chartex" xmlns:cx4="http://schemas.microsoft.com/office/drawing/2016/5/10/chartex" xmlns:cx5="http://schemas.microsoft.com/office/drawing/2016/5/11/chartex" xmlns:cx6="http://schemas.microsoft.com/office/drawing/2016/5/12/chartex" xmlns:cx7="http://schemas.microsoft.com/office/drawing/2016/5/13/chartex" xmlns:cx8="http://schemas.microsoft.com/office/drawing/2016/5/14/chartex" xmlns:mc="http://schemas.openxmlformats.org/markup-compatibility/2006" xmlns:aink="http://schemas.microsoft.com/office/drawing/2016/ink" xmlns:am3d="http://schemas.microsoft.com/office/drawing/2017/model3d" xmlns:o="urn:schemas-microsoft-com:office:office" xmlns:oel="http://schemas.microsoft.com/office/2019/extlst" xmlns:r="http://schemas.openxmlformats.org/officeDocument/2006/relationships" xmlns:m="http://schemas.openxmlformats.org/officeDocument/2006/math" xmlns:v="urn:schemas-microsoft-com:vml" xmlns:wp14="http://schemas.microsoft.com/office/word/2010/wordprocessingDrawing" xmlns:wp="http://schemas.openxmlformats.org/drawingml/2006/wordprocessingDrawing" xmlns:w10="urn:schemas-microsoft-com:office:word" xmlns:w="http://schemas.openxmlformats.org/wordprocessingml/2006/main" xmlns:w14="http://schemas.microsoft.com/office/word/2010/wordml" xmlns:w15="http://schemas.microsoft.com/office/word/2012/wordml" xmlns:w16cex="http://schemas.microsoft.com/office/word/2018/wordml/cex" xmlns:w16cid="http://schemas.microsoft.com/office/word/2016/wordml/cid" xmlns:w16="http://schemas.microsoft.com/office/word/2018/wordml" xmlns:w16du="http://schemas.microsoft.com/office/word/2023/wordml/word16du" xmlns:w16sdtdh="http://schemas.microsoft.com/office/word/2020/wordml/sdtdatahash" xmlns:w16sdtfl="http://schemas.microsoft.com/office/word/2024/wordml/sdtformatlock" xmlns:w16se="http://schemas.microsoft.com/office/word/2015/wordml/symex" xmlns:wpg="http://schemas.microsoft.com/office/word/2010/wordprocessingGroup" xmlns:wpi="http://schemas.microsoft.com/office/word/2010/wordprocessingInk" xmlns:wne="http://schemas.microsoft.com/office/word/2006/wordml" xmlns:wps="http://schemas.microsoft.com/office/word/2010/wordprocessingShape" mc:Ignorable="w14 w15 w16se w16cid w16 w16cex w16sdtdh w16sdtfl w16du wp14">
   <w:body>
-    <w:p/>
+    <w:p>
+      <w:pPr>
+        <w:pStyle w:val="1"/>
+      </w:pPr>
+      <w:r>
+        <w:rPr>
+          <w:rFonts w:hint="eastAsia"/>
+        </w:rPr>
+        <w:t>实现</w:t>
+      </w:r>
+    </w:p>
+    <w:p>
+      <w:pPr>
+        <w:pStyle w:val="2"/>
+      </w:pPr>
+      <w:r>
+        <w:rPr>
+          <w:rFonts w:hint="eastAsia"/>
+        </w:rPr>
+        <w:t>编译电路</w:t>
+      </w:r>
+    </w:p>
+    <w:p>
+      <w:r>
+        <w:rPr>
+          <w:noProof/>
+        </w:rPr>
+        <w:drawing>
+          <wp:inline distT="0" distB="0" distL="0" distR="0" wp14:anchorId="4EE06BD9" wp14:editId="45C0F68B">
+            <wp:extent cx="5274310" cy="1245235"/>
+            <wp:effectExtent l="0" t="0" r="2540" b="0"/>
+            <wp:docPr id="1972640197" name="图片 1"/>
+            <wp:cNvGraphicFramePr>
+              <a:graphicFrameLocks xmlns:a="http://schemas.openxmlformats.org/drawingml/2006/main" noChangeAspect="1"/>
+            </wp:cNvGraphicFramePr>
+            <a:graphic xmlns:a="http://schemas.openxmlformats.org/drawingml/2006/main">
+              <a:graphicData uri="http://schemas.openxmlformats.org/drawingml/2006/picture">
+                <pic:pic xmlns:pic="http://schemas.openxmlformats.org/drawingml/2006/picture">
+                  <pic:nvPicPr>
+                    <pic:cNvPr id="1972640197" name=""/>
+                    <pic:cNvPicPr/>
+                  </pic:nvPicPr>
+                  <pic:blipFill>
+                    <a:blip r:embed="rId8"/>
+                    <a:stretch>
+                      <a:fillRect/>
+                    </a:stretch>
+                  </pic:blipFill>
+                  <pic:spPr>
+                    <a:xfrm>
+                      <a:off x="0" y="0"/>
+                      <a:ext cx="5274310" cy="1245235"/>
+                    </a:xfrm>
+                    <a:prstGeom prst="rect">
+                      <a:avLst/>
+                    </a:prstGeom>
+                  </pic:spPr>
+                </pic:pic>
+              </a:graphicData>
+            </a:graphic>
+          </wp:inline>
+        </w:drawing>
+      </w:r>
+    </w:p>
+    <w:p>
+      <w:pPr>
+        <w:pStyle w:val="2"/>
+      </w:pPr>
+      <w:r>
+        <w:rPr>
+          <w:rFonts w:hint="eastAsia"/>
+        </w:rPr>
+        <w:t>可信设置</w:t>
+      </w:r>
+    </w:p>
+    <w:p>
+      <w:r>
+        <w:t>P</w:t>
+      </w:r>
+      <w:r>
+        <w:rPr>
+          <w:rFonts w:hint="eastAsia"/>
+        </w:rPr>
+        <w:t>owers of tau</w:t>
+      </w:r>
+    </w:p>
+    <w:p>
+      <w:pPr>
+        <w:rPr>
+          <w:rFonts w:hint="eastAsia"/>
+        </w:rPr>
+      </w:pPr>
+      <w:r>
+        <w:rPr>
+          <w:noProof/>
+        </w:rPr>
+        <w:drawing>
+          <wp:inline distT="0" distB="0" distL="0" distR="0" wp14:anchorId="2E5A8220" wp14:editId="02767C1D">
+            <wp:extent cx="5274310" cy="1515745"/>
+            <wp:effectExtent l="0" t="0" r="2540" b="8255"/>
+            <wp:docPr id="1831316204" name="图片 1"/>
+            <wp:cNvGraphicFramePr>
+              <a:graphicFrameLocks xmlns:a="http://schemas.openxmlformats.org/drawingml/2006/main" noChangeAspect="1"/>
+            </wp:cNvGraphicFramePr>
+            <a:graphic xmlns:a="http://schemas.openxmlformats.org/drawingml/2006/main">
+              <a:graphicData uri="http://schemas.openxmlformats.org/drawingml/2006/picture">
+                <pic:pic xmlns:pic="http://schemas.openxmlformats.org/drawingml/2006/picture">
+                  <pic:nvPicPr>
+                    <pic:cNvPr id="1831316204" name=""/>
+                    <pic:cNvPicPr/>
+                  </pic:nvPicPr>
+                  <pic:blipFill>
+                    <a:blip r:embed="rId9"/>
+                    <a:stretch>
+                      <a:fillRect/>
+                    </a:stretch>
+                  </pic:blipFill>
+                  <pic:spPr>
+                    <a:xfrm>
+                      <a:off x="0" y="0"/>
+                      <a:ext cx="5274310" cy="1515745"/>
+                    </a:xfrm>
+                    <a:prstGeom prst="rect">
+                      <a:avLst/>
+                    </a:prstGeom>
+                  </pic:spPr>
+                </pic:pic>
+              </a:graphicData>
+            </a:graphic>
+          </wp:inline>
+        </w:drawing>
+      </w:r>
+    </w:p>
+    <w:p>
+      <w:r>
+        <w:rPr>
+          <w:noProof/>
+        </w:rPr>
+        <w:drawing>
+          <wp:inline distT="0" distB="0" distL="0" distR="0" wp14:anchorId="449E03A2" wp14:editId="55547B95">
+            <wp:extent cx="5274310" cy="2209800"/>
+            <wp:effectExtent l="0" t="0" r="2540" b="0"/>
+            <wp:docPr id="136612902" name="图片 1"/>
+            <wp:cNvGraphicFramePr>
+              <a:graphicFrameLocks xmlns:a="http://schemas.openxmlformats.org/drawingml/2006/main" noChangeAspect="1"/>
+            </wp:cNvGraphicFramePr>
+            <a:graphic xmlns:a="http://schemas.openxmlformats.org/drawingml/2006/main">
+              <a:graphicData uri="http://schemas.openxmlformats.org/drawingml/2006/picture">
+                <pic:pic xmlns:pic="http://schemas.openxmlformats.org/drawingml/2006/picture">
+                  <pic:nvPicPr>
+                    <pic:cNvPr id="136612902" name=""/>
+                    <pic:cNvPicPr/>
+                  </pic:nvPicPr>
+                  <pic:blipFill>
+                    <a:blip r:embed="rId10"/>
+                    <a:stretch>
+                      <a:fillRect/>
+                    </a:stretch>
+                  </pic:blipFill>
+                  <pic:spPr>
+                    <a:xfrm>
+                      <a:off x="0" y="0"/>
+                      <a:ext cx="5274310" cy="2209800"/>
+                    </a:xfrm>
+                    <a:prstGeom prst="rect">
+                      <a:avLst/>
+                    </a:prstGeom>
+                  </pic:spPr>
+                </pic:pic>
+              </a:graphicData>
+            </a:graphic>
+          </wp:inline>
+        </w:drawing>
+      </w:r>
+    </w:p>
+    <w:p>
+      <w:pPr>
+        <w:rPr>
+          <w:rFonts w:hint="eastAsia"/>
+        </w:rPr>
+      </w:pPr>
+      <w:r>
+        <w:rPr>
+          <w:noProof/>
+        </w:rPr>
+        <w:lastRenderedPageBreak/>
+        <w:drawing>
+          <wp:inline distT="0" distB="0" distL="0" distR="0" wp14:anchorId="1C6350D4" wp14:editId="12F22F2E">
+            <wp:extent cx="5274310" cy="2756535"/>
+            <wp:effectExtent l="0" t="0" r="2540" b="5715"/>
+            <wp:docPr id="1464849902" name="图片 1"/>
+            <wp:cNvGraphicFramePr>
+              <a:graphicFrameLocks xmlns:a="http://schemas.openxmlformats.org/drawingml/2006/main" noChangeAspect="1"/>
+            </wp:cNvGraphicFramePr>
+            <a:graphic xmlns:a="http://schemas.openxmlformats.org/drawingml/2006/main">
+              <a:graphicData uri="http://schemas.openxmlformats.org/drawingml/2006/picture">
+                <pic:pic xmlns:pic="http://schemas.openxmlformats.org/drawingml/2006/picture">
+                  <pic:nvPicPr>
+                    <pic:cNvPr id="1464849902" name=""/>
+                    <pic:cNvPicPr/>
+                  </pic:nvPicPr>
+                  <pic:blipFill>
+                    <a:blip r:embed="rId11"/>
+                    <a:stretch>
+                      <a:fillRect/>
+                    </a:stretch>
+                  </pic:blipFill>
+                  <pic:spPr>
+                    <a:xfrm>
+                      <a:off x="0" y="0"/>
+                      <a:ext cx="5274310" cy="2756535"/>
+                    </a:xfrm>
+                    <a:prstGeom prst="rect">
+                      <a:avLst/>
+                    </a:prstGeom>
+                  </pic:spPr>
+                </pic:pic>
+              </a:graphicData>
+            </a:graphic>
+          </wp:inline>
+        </w:drawing>
+      </w:r>
+    </w:p>
+    <w:p>
+      <w:pPr>
+        <w:pStyle w:val="2"/>
+      </w:pPr>
+      <w:r>
+        <w:rPr>
+          <w:rFonts w:hint="eastAsia"/>
+        </w:rPr>
+        <w:t>Groth16</w:t>
+      </w:r>
+    </w:p>
+    <w:p>
+      <w:r>
+        <w:rPr>
+          <w:rFonts w:hint="eastAsia"/>
+        </w:rPr>
+        <w:t>生成初始</w:t>
+      </w:r>
+      <w:r>
+        <w:rPr>
+          <w:rFonts w:hint="eastAsia"/>
+        </w:rPr>
+        <w:t>key</w:t>
+      </w:r>
+    </w:p>
+    <w:p>
+      <w:r>
+        <w:rPr>
+          <w:noProof/>
+        </w:rPr>
+        <w:drawing>
+          <wp:inline distT="0" distB="0" distL="0" distR="0" wp14:anchorId="163AA689" wp14:editId="2A68F609">
+            <wp:extent cx="5274310" cy="1054100"/>
+            <wp:effectExtent l="0" t="0" r="2540" b="0"/>
+            <wp:docPr id="301617415" name="图片 1"/>
+            <wp:cNvGraphicFramePr>
+              <a:graphicFrameLocks xmlns:a="http://schemas.openxmlformats.org/drawingml/2006/main" noChangeAspect="1"/>
+            </wp:cNvGraphicFramePr>
+            <a:graphic xmlns:a="http://schemas.openxmlformats.org/drawingml/2006/main">
+              <a:graphicData uri="http://schemas.openxmlformats.org/drawingml/2006/picture">
+                <pic:pic xmlns:pic="http://schemas.openxmlformats.org/drawingml/2006/picture">
+                  <pic:nvPicPr>
+                    <pic:cNvPr id="301617415" name=""/>
+                    <pic:cNvPicPr/>
+                  </pic:nvPicPr>
+                  <pic:blipFill>
+                    <a:blip r:embed="rId12"/>
+                    <a:stretch>
+                      <a:fillRect/>
+                    </a:stretch>
+                  </pic:blipFill>
+                  <pic:spPr>
+                    <a:xfrm>
+                      <a:off x="0" y="0"/>
+                      <a:ext cx="5274310" cy="1054100"/>
+                    </a:xfrm>
+                    <a:prstGeom prst="rect">
+                      <a:avLst/>
+                    </a:prstGeom>
+                  </pic:spPr>
+                </pic:pic>
+              </a:graphicData>
+            </a:graphic>
+          </wp:inline>
+        </w:drawing>
+      </w:r>
+    </w:p>
+    <w:p>
+      <w:r>
+        <w:rPr>
+          <w:noProof/>
+        </w:rPr>
+        <w:drawing>
+          <wp:inline distT="0" distB="0" distL="0" distR="0" wp14:anchorId="02DB8231" wp14:editId="7BEC87A6">
+            <wp:extent cx="5274310" cy="1325245"/>
+            <wp:effectExtent l="0" t="0" r="2540" b="8255"/>
+            <wp:docPr id="1100048874" name="图片 1"/>
+            <wp:cNvGraphicFramePr>
+              <a:graphicFrameLocks xmlns:a="http://schemas.openxmlformats.org/drawingml/2006/main" noChangeAspect="1"/>
+            </wp:cNvGraphicFramePr>
+            <a:graphic xmlns:a="http://schemas.openxmlformats.org/drawingml/2006/main">
+              <a:graphicData uri="http://schemas.openxmlformats.org/drawingml/2006/picture">
+                <pic:pic xmlns:pic="http://schemas.openxmlformats.org/drawingml/2006/picture">
+                  <pic:nvPicPr>
+                    <pic:cNvPr id="1100048874" name=""/>
+                    <pic:cNvPicPr/>
+                  </pic:nvPicPr>
+                  <pic:blipFill>
+                    <a:blip r:embed="rId13"/>
+                    <a:stretch>
+                      <a:fillRect/>
+                    </a:stretch>
+                  </pic:blipFill>
+                  <pic:spPr>
+                    <a:xfrm>
+                      <a:off x="0" y="0"/>
+                      <a:ext cx="5274310" cy="1325245"/>
+                    </a:xfrm>
+                    <a:prstGeom prst="rect">
+                      <a:avLst/>
+                    </a:prstGeom>
+                  </pic:spPr>
+                </pic:pic>
+              </a:graphicData>
+            </a:graphic>
+          </wp:inline>
+        </w:drawing>
+      </w:r>
+    </w:p>
+    <w:p>
+      <w:pPr>
+        <w:rPr>
+          <w:rFonts w:hint="eastAsia"/>
+        </w:rPr>
+      </w:pPr>
+      <w:r>
+        <w:rPr>
+          <w:noProof/>
+        </w:rPr>
+        <w:drawing>
+          <wp:inline distT="0" distB="0" distL="0" distR="0" wp14:anchorId="46B68F63" wp14:editId="362C5C79">
+            <wp:extent cx="5274310" cy="433705"/>
+            <wp:effectExtent l="0" t="0" r="2540" b="4445"/>
+            <wp:docPr id="1920989769" name="图片 1"/>
+            <wp:cNvGraphicFramePr>
+              <a:graphicFrameLocks xmlns:a="http://schemas.openxmlformats.org/drawingml/2006/main" noChangeAspect="1"/>
+            </wp:cNvGraphicFramePr>
+            <a:graphic xmlns:a="http://schemas.openxmlformats.org/drawingml/2006/main">
+              <a:graphicData uri="http://schemas.openxmlformats.org/drawingml/2006/picture">
+                <pic:pic xmlns:pic="http://schemas.openxmlformats.org/drawingml/2006/picture">
+                  <pic:nvPicPr>
+                    <pic:cNvPr id="1920989769" name=""/>
+                    <pic:cNvPicPr/>
+                  </pic:nvPicPr>
+                  <pic:blipFill>
+                    <a:blip r:embed="rId14"/>
+                    <a:stretch>
+                      <a:fillRect/>
+                    </a:stretch>
+                  </pic:blipFill>
+                  <pic:spPr>
+                    <a:xfrm>
+                      <a:off x="0" y="0"/>
+                      <a:ext cx="5274310" cy="433705"/>
+                    </a:xfrm>
+                    <a:prstGeom prst="rect">
+                      <a:avLst/>
+                    </a:prstGeom>
+                  </pic:spPr>
+                </pic:pic>
+              </a:graphicData>
+            </a:graphic>
+          </wp:inline>
+        </w:drawing>
+      </w:r>
+    </w:p>
+    <w:p>
+      <w:pPr>
+        <w:pStyle w:val="2"/>
+      </w:pPr>
+      <w:r>
+        <w:rPr>
+          <w:rFonts w:hint="eastAsia"/>
+        </w:rPr>
+        <w:t>计算见证</w:t>
+      </w:r>
+    </w:p>
+    <w:p>
+      <w:r>
+        <w:rPr>
+          <w:noProof/>
+        </w:rPr>
+        <w:drawing>
+          <wp:inline distT="0" distB="0" distL="0" distR="0" wp14:anchorId="2073161E" wp14:editId="0F00AA47">
+            <wp:extent cx="5274310" cy="368300"/>
+            <wp:effectExtent l="0" t="0" r="2540" b="0"/>
+            <wp:docPr id="353808714" name="图片 1"/>
+            <wp:cNvGraphicFramePr>
+              <a:graphicFrameLocks xmlns:a="http://schemas.openxmlformats.org/drawingml/2006/main" noChangeAspect="1"/>
+            </wp:cNvGraphicFramePr>
+            <a:graphic xmlns:a="http://schemas.openxmlformats.org/drawingml/2006/main">
+              <a:graphicData uri="http://schemas.openxmlformats.org/drawingml/2006/picture">
+                <pic:pic xmlns:pic="http://schemas.openxmlformats.org/drawingml/2006/picture">
+                  <pic:nvPicPr>
+                    <pic:cNvPr id="353808714" name=""/>
+                    <pic:cNvPicPr/>
+                  </pic:nvPicPr>
+                  <pic:blipFill>
+                    <a:blip r:embed="rId15"/>
+                    <a:stretch>
+                      <a:fillRect/>
+                    </a:stretch>
+                  </pic:blipFill>
+                  <pic:spPr>
+                    <a:xfrm>
+                      <a:off x="0" y="0"/>
+                      <a:ext cx="5274310" cy="368300"/>
+                    </a:xfrm>
+                    <a:prstGeom prst="rect">
+                      <a:avLst/>
+                    </a:prstGeom>
+                  </pic:spPr>
+                </pic:pic>
+              </a:graphicData>
+            </a:graphic>
+          </wp:inline>
+        </w:drawing>
+      </w:r>
+    </w:p>
+    <w:p>
+      <w:pPr>
+        <w:pStyle w:val="2"/>
+      </w:pPr>
+      <w:r>
+        <w:rPr>
+          <w:rFonts w:hint="eastAsia"/>
+        </w:rPr>
+        <w:t>生成可信证明</w:t>
+      </w:r>
+    </w:p>
+    <w:p>
+      <w:r>
+        <w:rPr>
+          <w:noProof/>
+        </w:rPr>
+        <w:drawing>
+          <wp:inline distT="0" distB="0" distL="0" distR="0" wp14:anchorId="4A81A085" wp14:editId="3B77EE55">
+            <wp:extent cx="5274310" cy="444500"/>
+            <wp:effectExtent l="0" t="0" r="2540" b="0"/>
+            <wp:docPr id="477139202" name="图片 1"/>
+            <wp:cNvGraphicFramePr>
+              <a:graphicFrameLocks xmlns:a="http://schemas.openxmlformats.org/drawingml/2006/main" noChangeAspect="1"/>
+            </wp:cNvGraphicFramePr>
+            <a:graphic xmlns:a="http://schemas.openxmlformats.org/drawingml/2006/main">
+              <a:graphicData uri="http://schemas.openxmlformats.org/drawingml/2006/picture">
+                <pic:pic xmlns:pic="http://schemas.openxmlformats.org/drawingml/2006/picture">
+                  <pic:nvPicPr>
+                    <pic:cNvPr id="477139202" name=""/>
+                    <pic:cNvPicPr/>
+                  </pic:nvPicPr>
+                  <pic:blipFill>
+                    <a:blip r:embed="rId16"/>
+                    <a:stretch>
+                      <a:fillRect/>
+                    </a:stretch>
+                  </pic:blipFill>
+                  <pic:spPr>
+                    <a:xfrm>
+                      <a:off x="0" y="0"/>
+                      <a:ext cx="5274310" cy="444500"/>
+                    </a:xfrm>
+                    <a:prstGeom prst="rect">
+                      <a:avLst/>
+                    </a:prstGeom>
+                  </pic:spPr>
+                </pic:pic>
+              </a:graphicData>
+            </a:graphic>
+          </wp:inline>
+        </w:drawing>
+      </w:r>
+    </w:p>
     <w:sectPr>
-      <w:footerReference w:type="default" r:id="rId8"/>
+      <w:footerReference w:type="default" r:id="rId17"/>
       <w:pgSz w:w="11906" w:h="16838"/>
       <w:pgMar w:top="1440" w:right="1800" w:bottom="1440" w:left="1800" w:header="851" w:footer="992" w:gutter="0"/>
       <w:cols w:space="425"/>

--- a/Project3/说明文档.docx
+++ b/Project3/说明文档.docx
@@ -10,7 +10,929 @@
         <w:rPr>
           <w:rFonts w:hint="eastAsia"/>
         </w:rPr>
+        <w:t>代码解释</w:t>
+      </w:r>
+    </w:p>
+    <w:p>
+      <w:r>
+        <w:t>使用</w:t>
+      </w:r>
+      <w:r>
+        <w:t>Poseidon2</w:t>
+      </w:r>
+      <w:r>
+        <w:t>哈希算法验证两个私有输入的哈希值等于公开声明的哈希值</w:t>
+      </w:r>
+      <w:r>
+        <w:rPr>
+          <w:rFonts w:hint="eastAsia"/>
+        </w:rPr>
+        <w:t>，</w:t>
+      </w:r>
+      <w:r>
+        <w:rPr>
+          <w:rFonts w:hint="eastAsia"/>
+        </w:rPr>
+        <w:t>实现了高效的可验证计算协议，允许用户在隐藏私有输入（</w:t>
+      </w:r>
+      <w:proofErr w:type="spellStart"/>
+      <w:r>
+        <w:rPr>
+          <w:rFonts w:hint="eastAsia"/>
+        </w:rPr>
+        <w:t>privateInp</w:t>
+      </w:r>
+      <w:proofErr w:type="spellEnd"/>
+      <w:r>
+        <w:rPr>
+          <w:rFonts w:hint="eastAsia"/>
+        </w:rPr>
+        <w:t>）的前提下，向验证者证明他们知道生成指定哈希（</w:t>
+      </w:r>
+      <w:proofErr w:type="spellStart"/>
+      <w:r>
+        <w:rPr>
+          <w:rFonts w:hint="eastAsia"/>
+        </w:rPr>
+        <w:t>publicHash</w:t>
+      </w:r>
+      <w:proofErr w:type="spellEnd"/>
+      <w:r>
+        <w:rPr>
+          <w:rFonts w:hint="eastAsia"/>
+        </w:rPr>
+        <w:t>）的原始数据。</w:t>
+      </w:r>
+    </w:p>
+    <w:p>
+      <w:pPr>
+        <w:pStyle w:val="2"/>
+      </w:pPr>
+      <w:r>
+        <w:t>1. ​​</w:t>
+      </w:r>
+      <w:proofErr w:type="spellStart"/>
+      <w:r>
+        <w:t>SBox</w:t>
+      </w:r>
+      <w:proofErr w:type="spellEnd"/>
+      <w:r>
+        <w:t>（非线性变换）</w:t>
+      </w:r>
+      <w:r>
+        <w:t>​​</w:t>
+      </w:r>
+    </w:p>
+    <w:p>
+      <w:r>
+        <w:rPr>
+          <w:noProof/>
+        </w:rPr>
+        <w:drawing>
+          <wp:inline distT="0" distB="0" distL="0" distR="0" wp14:anchorId="172CE0D2" wp14:editId="744B32B9">
+            <wp:extent cx="5274310" cy="1551305"/>
+            <wp:effectExtent l="0" t="0" r="2540" b="0"/>
+            <wp:docPr id="1892843786" name="图片 1"/>
+            <wp:cNvGraphicFramePr>
+              <a:graphicFrameLocks xmlns:a="http://schemas.openxmlformats.org/drawingml/2006/main" noChangeAspect="1"/>
+            </wp:cNvGraphicFramePr>
+            <a:graphic xmlns:a="http://schemas.openxmlformats.org/drawingml/2006/main">
+              <a:graphicData uri="http://schemas.openxmlformats.org/drawingml/2006/picture">
+                <pic:pic xmlns:pic="http://schemas.openxmlformats.org/drawingml/2006/picture">
+                  <pic:nvPicPr>
+                    <pic:cNvPr id="1892843786" name=""/>
+                    <pic:cNvPicPr/>
+                  </pic:nvPicPr>
+                  <pic:blipFill>
+                    <a:blip r:embed="rId8"/>
+                    <a:stretch>
+                      <a:fillRect/>
+                    </a:stretch>
+                  </pic:blipFill>
+                  <pic:spPr>
+                    <a:xfrm>
+                      <a:off x="0" y="0"/>
+                      <a:ext cx="5274310" cy="1551305"/>
+                    </a:xfrm>
+                    <a:prstGeom prst="rect">
+                      <a:avLst/>
+                    </a:prstGeom>
+                  </pic:spPr>
+                </pic:pic>
+              </a:graphicData>
+            </a:graphic>
+          </wp:inline>
+        </w:drawing>
+      </w:r>
+    </w:p>
+    <w:p>
+      <w:r>
+        <w:t>执行非线性变换：计算输入的五次</w:t>
+      </w:r>
+      <w:proofErr w:type="gramStart"/>
+      <w:r>
+        <w:t>幂</w:t>
+      </w:r>
+      <w:proofErr w:type="gramEnd"/>
+      <w:r>
+        <w:t>（</w:t>
+      </w:r>
+      <m:oMath>
+        <m:r>
+          <w:rPr>
+            <w:rFonts w:ascii="Cambria Math" w:hAnsi="Cambria Math"/>
+          </w:rPr>
+          <m:t>inp⁵</m:t>
+        </m:r>
+      </m:oMath>
+      <w:r>
+        <w:t>）</w:t>
+      </w:r>
+      <w:r>
+        <w:rPr>
+          <w:rFonts w:hint="eastAsia"/>
+        </w:rPr>
+        <w:t>，</w:t>
+      </w:r>
+      <w:r>
+        <w:t>增强密码学的混淆性</w:t>
+      </w:r>
+    </w:p>
+    <w:p>
+      <w:pPr>
+        <w:pStyle w:val="2"/>
+      </w:pPr>
+      <w:r>
+        <w:t>2. ​​</w:t>
+      </w:r>
+      <w:proofErr w:type="spellStart"/>
+      <w:r>
+        <w:t>InternalRound</w:t>
+      </w:r>
+      <w:proofErr w:type="spellEnd"/>
+      <w:r>
+        <w:t>（</w:t>
+      </w:r>
+      <w:proofErr w:type="gramStart"/>
+      <w:r>
+        <w:t>内部轮</w:t>
+      </w:r>
+      <w:proofErr w:type="gramEnd"/>
+      <w:r>
+        <w:t>函数）</w:t>
+      </w:r>
+      <w:r>
+        <w:t>​​</w:t>
+      </w:r>
+    </w:p>
+    <w:p>
+      <w:pPr>
+        <w:rPr>
+          <w:rFonts w:hint="eastAsia"/>
+        </w:rPr>
+      </w:pPr>
+      <w:r>
+        <w:rPr>
+          <w:noProof/>
+        </w:rPr>
+        <w:drawing>
+          <wp:inline distT="0" distB="0" distL="0" distR="0" wp14:anchorId="58622B84" wp14:editId="3C2A0206">
+            <wp:extent cx="5274310" cy="1626870"/>
+            <wp:effectExtent l="0" t="0" r="2540" b="0"/>
+            <wp:docPr id="961289921" name="图片 1"/>
+            <wp:cNvGraphicFramePr>
+              <a:graphicFrameLocks xmlns:a="http://schemas.openxmlformats.org/drawingml/2006/main" noChangeAspect="1"/>
+            </wp:cNvGraphicFramePr>
+            <a:graphic xmlns:a="http://schemas.openxmlformats.org/drawingml/2006/main">
+              <a:graphicData uri="http://schemas.openxmlformats.org/drawingml/2006/picture">
+                <pic:pic xmlns:pic="http://schemas.openxmlformats.org/drawingml/2006/picture">
+                  <pic:nvPicPr>
+                    <pic:cNvPr id="961289921" name=""/>
+                    <pic:cNvPicPr/>
+                  </pic:nvPicPr>
+                  <pic:blipFill>
+                    <a:blip r:embed="rId9"/>
+                    <a:stretch>
+                      <a:fillRect/>
+                    </a:stretch>
+                  </pic:blipFill>
+                  <pic:spPr>
+                    <a:xfrm>
+                      <a:off x="0" y="0"/>
+                      <a:ext cx="5274310" cy="1626870"/>
+                    </a:xfrm>
+                    <a:prstGeom prst="rect">
+                      <a:avLst/>
+                    </a:prstGeom>
+                  </pic:spPr>
+                </pic:pic>
+              </a:graphicData>
+            </a:graphic>
+          </wp:inline>
+        </w:drawing>
+      </w:r>
+    </w:p>
+    <w:p>
+      <w:r>
+        <w:t>每轮使用</w:t>
+      </w:r>
+      <w:r>
+        <w:t>56</w:t>
+      </w:r>
+      <w:r>
+        <w:t>个预置常数中的</w:t>
+      </w:r>
+      <w:r>
+        <w:t>1</w:t>
+      </w:r>
+      <w:r>
+        <w:t>个</w:t>
+      </w:r>
+      <w:r>
+        <w:rPr>
+          <w:rFonts w:hint="eastAsia"/>
+        </w:rPr>
+        <w:t>。</w:t>
+      </w:r>
+      <w:r>
+        <w:t>仅处理状态数组的第一个元素（节省计算量）</w:t>
+      </w:r>
+      <w:r>
+        <w:rPr>
+          <w:rFonts w:hint="eastAsia"/>
+        </w:rPr>
+        <w:t>，</w:t>
+      </w:r>
+      <w:r>
+        <w:t>使用特定系数矩阵进行线性混合</w:t>
+      </w:r>
+      <w:r>
+        <w:rPr>
+          <w:rFonts w:hint="eastAsia"/>
+        </w:rPr>
+        <w:t>。</w:t>
+      </w:r>
+    </w:p>
+    <w:p>
+      <w:pPr>
+        <w:rPr>
+          <w:b/>
+          <w:bCs/>
+        </w:rPr>
+      </w:pPr>
+      <w:r>
+        <w:rPr>
+          <w:b/>
+          <w:bCs/>
+        </w:rPr>
+        <w:t>3. ​​</w:t>
+      </w:r>
+      <w:proofErr w:type="spellStart"/>
+      <w:r>
+        <w:rPr>
+          <w:b/>
+          <w:bCs/>
+        </w:rPr>
+        <w:t>ExternalRound</w:t>
+      </w:r>
+      <w:proofErr w:type="spellEnd"/>
+      <w:r>
+        <w:rPr>
+          <w:b/>
+          <w:bCs/>
+        </w:rPr>
+        <w:t>（</w:t>
+      </w:r>
+      <w:proofErr w:type="gramStart"/>
+      <w:r>
+        <w:rPr>
+          <w:b/>
+          <w:bCs/>
+        </w:rPr>
+        <w:t>外部轮</w:t>
+      </w:r>
+      <w:proofErr w:type="gramEnd"/>
+      <w:r>
+        <w:rPr>
+          <w:b/>
+          <w:bCs/>
+        </w:rPr>
+        <w:t>函数）</w:t>
+      </w:r>
+      <w:r>
+        <w:rPr>
+          <w:b/>
+          <w:bCs/>
+        </w:rPr>
+        <w:t>​​</w:t>
+      </w:r>
+    </w:p>
+    <w:p>
+      <w:pPr>
+        <w:rPr>
+          <w:b/>
+          <w:bCs/>
+        </w:rPr>
+      </w:pPr>
+      <w:r>
+        <w:rPr>
+          <w:noProof/>
+        </w:rPr>
+        <w:lastRenderedPageBreak/>
+        <w:drawing>
+          <wp:inline distT="0" distB="0" distL="0" distR="0" wp14:anchorId="6F20A24B" wp14:editId="4C246C05">
+            <wp:extent cx="5274310" cy="1847850"/>
+            <wp:effectExtent l="0" t="0" r="2540" b="0"/>
+            <wp:docPr id="1955342861" name="图片 1"/>
+            <wp:cNvGraphicFramePr>
+              <a:graphicFrameLocks xmlns:a="http://schemas.openxmlformats.org/drawingml/2006/main" noChangeAspect="1"/>
+            </wp:cNvGraphicFramePr>
+            <a:graphic xmlns:a="http://schemas.openxmlformats.org/drawingml/2006/main">
+              <a:graphicData uri="http://schemas.openxmlformats.org/drawingml/2006/picture">
+                <pic:pic xmlns:pic="http://schemas.openxmlformats.org/drawingml/2006/picture">
+                  <pic:nvPicPr>
+                    <pic:cNvPr id="1955342861" name=""/>
+                    <pic:cNvPicPr/>
+                  </pic:nvPicPr>
+                  <pic:blipFill>
+                    <a:blip r:embed="rId10"/>
+                    <a:stretch>
+                      <a:fillRect/>
+                    </a:stretch>
+                  </pic:blipFill>
+                  <pic:spPr>
+                    <a:xfrm>
+                      <a:off x="0" y="0"/>
+                      <a:ext cx="5274310" cy="1847850"/>
+                    </a:xfrm>
+                    <a:prstGeom prst="rect">
+                      <a:avLst/>
+                    </a:prstGeom>
+                  </pic:spPr>
+                </pic:pic>
+              </a:graphicData>
+            </a:graphic>
+          </wp:inline>
+        </w:drawing>
+      </w:r>
+    </w:p>
+    <w:p>
+      <w:r>
+        <w:t>使用每轮</w:t>
+      </w:r>
+      <w:r>
+        <w:t>3</w:t>
+      </w:r>
+      <w:r>
+        <w:t>个独立的预置常数</w:t>
+      </w:r>
+      <w:r>
+        <w:rPr>
+          <w:rFonts w:hint="eastAsia"/>
+        </w:rPr>
+        <w:t>，</w:t>
+      </w:r>
+      <w:r>
+        <w:t>处理状态数组的所有三个元素</w:t>
+      </w:r>
+      <w:r>
+        <w:rPr>
+          <w:rFonts w:hint="eastAsia"/>
+        </w:rPr>
+        <w:t>，采用</w:t>
+      </w:r>
+      <w:proofErr w:type="gramStart"/>
+      <w:r>
+        <w:t>全状态</w:t>
+      </w:r>
+      <w:proofErr w:type="gramEnd"/>
+      <w:r>
+        <w:t>非线性变换</w:t>
+      </w:r>
+      <w:r>
+        <w:rPr>
+          <w:rFonts w:hint="eastAsia"/>
+        </w:rPr>
+        <w:t>。</w:t>
+      </w:r>
+    </w:p>
+    <w:p>
+      <w:pPr>
+        <w:rPr>
+          <w:b/>
+          <w:bCs/>
+        </w:rPr>
+      </w:pPr>
+      <w:r>
+        <w:rPr>
+          <w:b/>
+          <w:bCs/>
+        </w:rPr>
+        <w:t>4. ​​</w:t>
+      </w:r>
+      <w:proofErr w:type="spellStart"/>
+      <w:r>
+        <w:rPr>
+          <w:b/>
+          <w:bCs/>
+        </w:rPr>
+        <w:t>LinearLayer</w:t>
+      </w:r>
+      <w:proofErr w:type="spellEnd"/>
+      <w:r>
+        <w:rPr>
+          <w:b/>
+          <w:bCs/>
+        </w:rPr>
+        <w:t>（初始线性层）</w:t>
+      </w:r>
+      <w:r>
+        <w:rPr>
+          <w:b/>
+          <w:bCs/>
+        </w:rPr>
+        <w:t>​​</w:t>
+      </w:r>
+    </w:p>
+    <w:p>
+      <w:r>
+        <w:rPr>
+          <w:noProof/>
+        </w:rPr>
+        <w:drawing>
+          <wp:inline distT="0" distB="0" distL="0" distR="0" wp14:anchorId="5C6DA6D6" wp14:editId="180BF413">
+            <wp:extent cx="5274310" cy="1012371"/>
+            <wp:effectExtent l="0" t="0" r="2540" b="0"/>
+            <wp:docPr id="363123166" name="图片 1"/>
+            <wp:cNvGraphicFramePr>
+              <a:graphicFrameLocks xmlns:a="http://schemas.openxmlformats.org/drawingml/2006/main" noChangeAspect="1"/>
+            </wp:cNvGraphicFramePr>
+            <a:graphic xmlns:a="http://schemas.openxmlformats.org/drawingml/2006/main">
+              <a:graphicData uri="http://schemas.openxmlformats.org/drawingml/2006/picture">
+                <pic:pic xmlns:pic="http://schemas.openxmlformats.org/drawingml/2006/picture">
+                  <pic:nvPicPr>
+                    <pic:cNvPr id="363123166" name=""/>
+                    <pic:cNvPicPr/>
+                  </pic:nvPicPr>
+                  <pic:blipFill rotWithShape="1">
+                    <a:blip r:embed="rId11"/>
+                    <a:srcRect b="8794"/>
+                    <a:stretch>
+                      <a:fillRect/>
+                    </a:stretch>
+                  </pic:blipFill>
+                  <pic:spPr bwMode="auto">
+                    <a:xfrm>
+                      <a:off x="0" y="0"/>
+                      <a:ext cx="5274310" cy="1012371"/>
+                    </a:xfrm>
+                    <a:prstGeom prst="rect">
+                      <a:avLst/>
+                    </a:prstGeom>
+                    <a:ln>
+                      <a:noFill/>
+                    </a:ln>
+                    <a:extLst>
+                      <a:ext uri="{53640926-AAD7-44D8-BBD7-CCE9431645EC}">
+                        <a14:shadowObscured xmlns:a14="http://schemas.microsoft.com/office/drawing/2010/main"/>
+                      </a:ext>
+                    </a:extLst>
+                  </pic:spPr>
+                </pic:pic>
+              </a:graphicData>
+            </a:graphic>
+          </wp:inline>
+        </w:drawing>
+      </w:r>
+    </w:p>
+    <w:p>
+      <w:r>
+        <w:t>在置换开始前进行数据扩散</w:t>
+      </w:r>
+      <w:r>
+        <w:rPr>
+          <w:rFonts w:hint="eastAsia"/>
+        </w:rPr>
+        <w:t>，</w:t>
+      </w:r>
+      <w:r>
+        <w:t>使用特殊的双对角线矩阵增强非线性特性</w:t>
+      </w:r>
+    </w:p>
+    <w:p>
+      <w:pPr>
+        <w:rPr>
+          <w:b/>
+          <w:bCs/>
+        </w:rPr>
+      </w:pPr>
+      <w:r>
+        <w:rPr>
+          <w:b/>
+          <w:bCs/>
+        </w:rPr>
+        <w:t>5. ​​Permutation</w:t>
+      </w:r>
+      <w:r>
+        <w:rPr>
+          <w:b/>
+          <w:bCs/>
+        </w:rPr>
+        <w:t>（核心置换）</w:t>
+      </w:r>
+      <w:r>
+        <w:rPr>
+          <w:b/>
+          <w:bCs/>
+        </w:rPr>
+        <w:t>​​</w:t>
+      </w:r>
+    </w:p>
+    <w:p>
+      <w:pPr>
+        <w:rPr>
+          <w:b/>
+          <w:bCs/>
+        </w:rPr>
+      </w:pPr>
+      <w:r>
+        <w:rPr>
+          <w:noProof/>
+        </w:rPr>
+        <w:drawing>
+          <wp:inline distT="0" distB="0" distL="0" distR="0" wp14:anchorId="235186EE" wp14:editId="2DCC77D9">
+            <wp:extent cx="5274310" cy="1822450"/>
+            <wp:effectExtent l="0" t="0" r="2540" b="6350"/>
+            <wp:docPr id="2138182060" name="图片 1"/>
+            <wp:cNvGraphicFramePr>
+              <a:graphicFrameLocks xmlns:a="http://schemas.openxmlformats.org/drawingml/2006/main" noChangeAspect="1"/>
+            </wp:cNvGraphicFramePr>
+            <a:graphic xmlns:a="http://schemas.openxmlformats.org/drawingml/2006/main">
+              <a:graphicData uri="http://schemas.openxmlformats.org/drawingml/2006/picture">
+                <pic:pic xmlns:pic="http://schemas.openxmlformats.org/drawingml/2006/picture">
+                  <pic:nvPicPr>
+                    <pic:cNvPr id="2138182060" name=""/>
+                    <pic:cNvPicPr/>
+                  </pic:nvPicPr>
+                  <pic:blipFill>
+                    <a:blip r:embed="rId12"/>
+                    <a:stretch>
+                      <a:fillRect/>
+                    </a:stretch>
+                  </pic:blipFill>
+                  <pic:spPr>
+                    <a:xfrm>
+                      <a:off x="0" y="0"/>
+                      <a:ext cx="5274310" cy="1822450"/>
+                    </a:xfrm>
+                    <a:prstGeom prst="rect">
+                      <a:avLst/>
+                    </a:prstGeom>
+                  </pic:spPr>
+                </pic:pic>
+              </a:graphicData>
+            </a:graphic>
+          </wp:inline>
+        </w:drawing>
+      </w:r>
+    </w:p>
+    <w:p>
+      <w:r>
+        <w:t>总轮数：</w:t>
+      </w:r>
+      <w:r>
+        <w:t>1(</w:t>
+      </w:r>
+      <w:proofErr w:type="spellStart"/>
+      <w:r>
+        <w:t>LinearLayer</w:t>
+      </w:r>
+      <w:proofErr w:type="spellEnd"/>
+      <w:r>
+        <w:t>) + 4(</w:t>
+      </w:r>
+      <w:proofErr w:type="gramStart"/>
+      <w:r>
+        <w:t>外部轮</w:t>
+      </w:r>
+      <w:proofErr w:type="gramEnd"/>
+      <w:r>
+        <w:t>) + 56(</w:t>
+      </w:r>
+      <w:proofErr w:type="gramStart"/>
+      <w:r>
+        <w:t>内部轮</w:t>
+      </w:r>
+      <w:proofErr w:type="gramEnd"/>
+      <w:r>
+        <w:t>) + 4(</w:t>
+      </w:r>
+      <w:proofErr w:type="gramStart"/>
+      <w:r>
+        <w:t>外部轮</w:t>
+      </w:r>
+      <w:proofErr w:type="gramEnd"/>
+      <w:r>
+        <w:t>) = 65</w:t>
+      </w:r>
+      <w:r>
+        <w:t>步</w:t>
+      </w:r>
+      <w:r>
+        <w:rPr>
+          <w:rFonts w:hint="eastAsia"/>
+        </w:rPr>
+        <w:t>，</w:t>
+      </w:r>
+      <w:r>
+        <w:t>通过</w:t>
+      </w:r>
+      <w:proofErr w:type="gramStart"/>
+      <w:r>
+        <w:t>外部轮</w:t>
+      </w:r>
+      <w:r>
+        <w:t>/</w:t>
+      </w:r>
+      <w:r>
+        <w:t>内部轮</w:t>
+      </w:r>
+      <w:proofErr w:type="gramEnd"/>
+      <w:r>
+        <w:t>的交替设计平衡安全性和效率</w:t>
+      </w:r>
+    </w:p>
+    <w:p>
+      <w:pPr>
+        <w:rPr>
+          <w:b/>
+          <w:bCs/>
+        </w:rPr>
+      </w:pPr>
+      <w:r>
+        <w:rPr>
+          <w:b/>
+          <w:bCs/>
+        </w:rPr>
+        <w:t>6. ​​Poseidon2_2_1</w:t>
+      </w:r>
+      <w:r>
+        <w:rPr>
+          <w:b/>
+          <w:bCs/>
+        </w:rPr>
+        <w:t>（哈希接口）</w:t>
+      </w:r>
+      <w:r>
+        <w:rPr>
+          <w:b/>
+          <w:bCs/>
+        </w:rPr>
+        <w:t>​​</w:t>
+      </w:r>
+    </w:p>
+    <w:p>
+      <w:pPr>
+        <w:rPr>
+          <w:b/>
+          <w:bCs/>
+        </w:rPr>
+      </w:pPr>
+      <w:r>
+        <w:rPr>
+          <w:noProof/>
+        </w:rPr>
+        <w:lastRenderedPageBreak/>
+        <w:drawing>
+          <wp:inline distT="0" distB="0" distL="0" distR="0" wp14:anchorId="76AAFEA8" wp14:editId="2C01DA68">
+            <wp:extent cx="5274310" cy="1113790"/>
+            <wp:effectExtent l="0" t="0" r="2540" b="0"/>
+            <wp:docPr id="1030455996" name="图片 1"/>
+            <wp:cNvGraphicFramePr>
+              <a:graphicFrameLocks xmlns:a="http://schemas.openxmlformats.org/drawingml/2006/main" noChangeAspect="1"/>
+            </wp:cNvGraphicFramePr>
+            <a:graphic xmlns:a="http://schemas.openxmlformats.org/drawingml/2006/main">
+              <a:graphicData uri="http://schemas.openxmlformats.org/drawingml/2006/picture">
+                <pic:pic xmlns:pic="http://schemas.openxmlformats.org/drawingml/2006/picture">
+                  <pic:nvPicPr>
+                    <pic:cNvPr id="1030455996" name=""/>
+                    <pic:cNvPicPr/>
+                  </pic:nvPicPr>
+                  <pic:blipFill>
+                    <a:blip r:embed="rId13"/>
+                    <a:stretch>
+                      <a:fillRect/>
+                    </a:stretch>
+                  </pic:blipFill>
+                  <pic:spPr>
+                    <a:xfrm>
+                      <a:off x="0" y="0"/>
+                      <a:ext cx="5274310" cy="1113790"/>
+                    </a:xfrm>
+                    <a:prstGeom prst="rect">
+                      <a:avLst/>
+                    </a:prstGeom>
+                  </pic:spPr>
+                </pic:pic>
+              </a:graphicData>
+            </a:graphic>
+          </wp:inline>
+        </w:drawing>
+      </w:r>
+    </w:p>
+    <w:p>
+      <w:r>
+        <w:t>专为</w:t>
+      </w:r>
+      <w:r>
+        <w:t>2</w:t>
+      </w:r>
+      <w:r>
+        <w:t>个输入设计的哈希方案</w:t>
+      </w:r>
+      <w:r>
+        <w:rPr>
+          <w:rFonts w:hint="eastAsia"/>
+        </w:rPr>
+        <w:t>，</w:t>
+      </w:r>
+      <w:r>
+        <w:t>第三状态位固定填充</w:t>
+      </w:r>
+      <w:r>
+        <w:t>0</w:t>
+      </w:r>
+      <w:r>
+        <w:t>（</w:t>
+      </w:r>
+      <w:r>
+        <w:t>t=3</w:t>
+      </w:r>
+      <w:r>
+        <w:t>配置）</w:t>
+      </w:r>
+      <w:r>
+        <w:rPr>
+          <w:rFonts w:hint="eastAsia"/>
+        </w:rPr>
+        <w:t>。</w:t>
+      </w:r>
+      <w:r>
+        <w:t>输出取置换后的第一个状态值</w:t>
+      </w:r>
+      <w:r>
+        <w:rPr>
+          <w:rFonts w:hint="eastAsia"/>
+        </w:rPr>
+        <w:t>。</w:t>
+      </w:r>
+    </w:p>
+    <w:p>
+      <w:pPr>
+        <w:rPr>
+          <w:b/>
+          <w:bCs/>
+        </w:rPr>
+      </w:pPr>
+      <w:r>
+        <w:rPr>
+          <w:b/>
+          <w:bCs/>
+        </w:rPr>
+        <w:t>7. ​​Main</w:t>
+      </w:r>
+      <w:r>
+        <w:rPr>
+          <w:b/>
+          <w:bCs/>
+        </w:rPr>
+        <w:t>（主验证电路）</w:t>
+      </w:r>
+      <w:r>
+        <w:rPr>
+          <w:b/>
+          <w:bCs/>
+        </w:rPr>
+        <w:t>​​</w:t>
+      </w:r>
+    </w:p>
+    <w:p>
+      <w:r>
+        <w:rPr>
+          <w:noProof/>
+        </w:rPr>
+        <w:drawing>
+          <wp:inline distT="0" distB="0" distL="0" distR="0" wp14:anchorId="6D36A77F" wp14:editId="5B5BB65E">
+            <wp:extent cx="5274310" cy="1522730"/>
+            <wp:effectExtent l="0" t="0" r="2540" b="1270"/>
+            <wp:docPr id="1038028545" name="图片 1"/>
+            <wp:cNvGraphicFramePr>
+              <a:graphicFrameLocks xmlns:a="http://schemas.openxmlformats.org/drawingml/2006/main" noChangeAspect="1"/>
+            </wp:cNvGraphicFramePr>
+            <a:graphic xmlns:a="http://schemas.openxmlformats.org/drawingml/2006/main">
+              <a:graphicData uri="http://schemas.openxmlformats.org/drawingml/2006/picture">
+                <pic:pic xmlns:pic="http://schemas.openxmlformats.org/drawingml/2006/picture">
+                  <pic:nvPicPr>
+                    <pic:cNvPr id="1038028545" name=""/>
+                    <pic:cNvPicPr/>
+                  </pic:nvPicPr>
+                  <pic:blipFill>
+                    <a:blip r:embed="rId14"/>
+                    <a:stretch>
+                      <a:fillRect/>
+                    </a:stretch>
+                  </pic:blipFill>
+                  <pic:spPr>
+                    <a:xfrm>
+                      <a:off x="0" y="0"/>
+                      <a:ext cx="5274310" cy="1522730"/>
+                    </a:xfrm>
+                    <a:prstGeom prst="rect">
+                      <a:avLst/>
+                    </a:prstGeom>
+                  </pic:spPr>
+                </pic:pic>
+              </a:graphicData>
+            </a:graphic>
+          </wp:inline>
+        </w:drawing>
+      </w:r>
+    </w:p>
+    <w:p>
+      <w:pPr>
+        <w:rPr>
+          <w:rFonts w:hint="eastAsia"/>
+        </w:rPr>
+      </w:pPr>
+      <w:r>
+        <w:t>私有输入的哈希必须等于公开声明的哈希值</w:t>
+      </w:r>
+      <w:r>
+        <w:rPr>
+          <w:rFonts w:hint="eastAsia"/>
+        </w:rPr>
+        <w:t>，</w:t>
+      </w:r>
+      <w:r>
+        <w:t>通过</w:t>
+      </w:r>
+      <w:proofErr w:type="gramStart"/>
+      <w:r>
+        <w:t>零知识</w:t>
+      </w:r>
+      <w:proofErr w:type="gramEnd"/>
+      <w:r>
+        <w:t>证明实现：验证者知晓私有输入但无需泄露</w:t>
+      </w:r>
+      <w:r>
+        <w:rPr>
+          <w:rFonts w:hint="eastAsia"/>
+        </w:rPr>
+        <w:t>。</w:t>
+      </w:r>
+    </w:p>
+    <w:p>
+      <w:pPr>
+        <w:pStyle w:val="1"/>
+        <w:rPr>
+          <w:rFonts w:hint="eastAsia"/>
+        </w:rPr>
+      </w:pPr>
+      <w:r>
+        <w:rPr>
+          <w:rFonts w:hint="eastAsia"/>
+        </w:rPr>
+        <w:t>Poseidon2</w:t>
+      </w:r>
+      <w:r>
+        <w:rPr>
+          <w:rFonts w:hint="eastAsia"/>
+        </w:rPr>
+        <w:t>软件</w:t>
+      </w:r>
+      <w:r>
+        <w:rPr>
+          <w:rFonts w:hint="eastAsia"/>
+        </w:rPr>
         <w:t>实现</w:t>
+      </w:r>
+      <w:r>
+        <w:rPr>
+          <w:rFonts w:hint="eastAsia"/>
+        </w:rPr>
+        <w:t>及</w:t>
+      </w:r>
+      <w:r>
+        <w:rPr>
+          <w:rFonts w:hint="eastAsia"/>
+        </w:rPr>
+        <w:t>Groth16</w:t>
+      </w:r>
+      <w:r>
+        <w:rPr>
+          <w:rFonts w:hint="eastAsia"/>
+        </w:rPr>
+        <w:t>证明</w:t>
       </w:r>
     </w:p>
     <w:p>
@@ -45,7 +967,7 @@
                     <pic:cNvPicPr/>
                   </pic:nvPicPr>
                   <pic:blipFill>
-                    <a:blip r:embed="rId8"/>
+                    <a:blip r:embed="rId15"/>
                     <a:stretch>
                       <a:fillRect/>
                     </a:stretch>
@@ -89,15 +1011,11 @@
       </w:r>
     </w:p>
     <w:p>
-      <w:pPr>
-        <w:rPr>
-          <w:rFonts w:hint="eastAsia"/>
-        </w:rPr>
-      </w:pPr>
       <w:r>
         <w:rPr>
           <w:noProof/>
         </w:rPr>
+        <w:lastRenderedPageBreak/>
         <w:drawing>
           <wp:inline distT="0" distB="0" distL="0" distR="0" wp14:anchorId="2E5A8220" wp14:editId="02767C1D">
             <wp:extent cx="5274310" cy="1515745"/>
@@ -114,7 +1032,7 @@
                     <pic:cNvPicPr/>
                   </pic:nvPicPr>
                   <pic:blipFill>
-                    <a:blip r:embed="rId9"/>
+                    <a:blip r:embed="rId16"/>
                     <a:stretch>
                       <a:fillRect/>
                     </a:stretch>
@@ -156,7 +1074,7 @@
                     <pic:cNvPicPr/>
                   </pic:nvPicPr>
                   <pic:blipFill>
-                    <a:blip r:embed="rId10"/>
+                    <a:blip r:embed="rId17"/>
                     <a:stretch>
                       <a:fillRect/>
                     </a:stretch>
@@ -178,16 +1096,10 @@
       </w:r>
     </w:p>
     <w:p>
-      <w:pPr>
-        <w:rPr>
-          <w:rFonts w:hint="eastAsia"/>
-        </w:rPr>
-      </w:pPr>
       <w:r>
         <w:rPr>
           <w:noProof/>
         </w:rPr>
-        <w:lastRenderedPageBreak/>
         <w:drawing>
           <wp:inline distT="0" distB="0" distL="0" distR="0" wp14:anchorId="1C6350D4" wp14:editId="12F22F2E">
             <wp:extent cx="5274310" cy="2756535"/>
@@ -204,7 +1116,7 @@
                     <pic:cNvPicPr/>
                   </pic:nvPicPr>
                   <pic:blipFill>
-                    <a:blip r:embed="rId11"/>
+                    <a:blip r:embed="rId18"/>
                     <a:stretch>
                       <a:fillRect/>
                     </a:stretch>
@@ -255,6 +1167,7 @@
         <w:rPr>
           <w:noProof/>
         </w:rPr>
+        <w:lastRenderedPageBreak/>
         <w:drawing>
           <wp:inline distT="0" distB="0" distL="0" distR="0" wp14:anchorId="163AA689" wp14:editId="2A68F609">
             <wp:extent cx="5274310" cy="1054100"/>
@@ -271,7 +1184,7 @@
                     <pic:cNvPicPr/>
                   </pic:nvPicPr>
                   <pic:blipFill>
-                    <a:blip r:embed="rId12"/>
+                    <a:blip r:embed="rId19"/>
                     <a:stretch>
                       <a:fillRect/>
                     </a:stretch>
@@ -313,7 +1226,7 @@
                     <pic:cNvPicPr/>
                   </pic:nvPicPr>
                   <pic:blipFill>
-                    <a:blip r:embed="rId13"/>
+                    <a:blip r:embed="rId20"/>
                     <a:stretch>
                       <a:fillRect/>
                     </a:stretch>
@@ -335,11 +1248,6 @@
       </w:r>
     </w:p>
     <w:p>
-      <w:pPr>
-        <w:rPr>
-          <w:rFonts w:hint="eastAsia"/>
-        </w:rPr>
-      </w:pPr>
       <w:r>
         <w:rPr>
           <w:noProof/>
@@ -360,7 +1268,7 @@
                     <pic:cNvPicPr/>
                   </pic:nvPicPr>
                   <pic:blipFill>
-                    <a:blip r:embed="rId14"/>
+                    <a:blip r:embed="rId21"/>
                     <a:stretch>
                       <a:fillRect/>
                     </a:stretch>
@@ -413,7 +1321,7 @@
                     <pic:cNvPicPr/>
                   </pic:nvPicPr>
                   <pic:blipFill>
-                    <a:blip r:embed="rId15"/>
+                    <a:blip r:embed="rId22"/>
                     <a:stretch>
                       <a:fillRect/>
                     </a:stretch>
@@ -446,6 +1354,25 @@
       </w:r>
     </w:p>
     <w:p>
+      <w:pPr>
+        <w:rPr>
+          <w:rFonts w:hint="eastAsia"/>
+        </w:rPr>
+      </w:pPr>
+      <w:r>
+        <w:rPr>
+          <w:rFonts w:hint="eastAsia"/>
+        </w:rPr>
+        <w:t>生成及</w:t>
+      </w:r>
+      <w:r>
+        <w:rPr>
+          <w:rFonts w:hint="eastAsia"/>
+        </w:rPr>
+        <w:t>验证证明成功。</w:t>
+      </w:r>
+    </w:p>
+    <w:p>
       <w:r>
         <w:rPr>
           <w:noProof/>
@@ -466,7 +1393,7 @@
                     <pic:cNvPicPr/>
                   </pic:nvPicPr>
                   <pic:blipFill>
-                    <a:blip r:embed="rId16"/>
+                    <a:blip r:embed="rId23"/>
                     <a:stretch>
                       <a:fillRect/>
                     </a:stretch>
@@ -488,7 +1415,7 @@
       </w:r>
     </w:p>
     <w:sectPr>
-      <w:footerReference w:type="default" r:id="rId17"/>
+      <w:footerReference w:type="default" r:id="rId24"/>
       <w:pgSz w:w="11906" w:h="16838"/>
       <w:pgMar w:top="1440" w:right="1800" w:bottom="1440" w:left="1800" w:header="851" w:footer="992" w:gutter="0"/>
       <w:cols w:space="425"/>
@@ -596,6 +1523,155 @@
 <file path=word/numbering.xml><?xml version="1.0" encoding="utf-8"?>
 <w:numbering xmlns:wpc="http://schemas.microsoft.com/office/word/2010/wordprocessingCanvas" xmlns:cx="http://schemas.microsoft.com/office/drawing/2014/chartex" xmlns:cx1="http://schemas.microsoft.com/office/drawing/2015/9/8/chartex" xmlns:cx2="http://schemas.microsoft.com/office/drawing/2015/10/21/chartex" xmlns:cx3="http://schemas.microsoft.com/office/drawing/2016/5/9/chartex" xmlns:cx4="http://schemas.microsoft.com/office/drawing/2016/5/10/chartex" xmlns:cx5="http://schemas.microsoft.com/office/drawing/2016/5/11/chartex" xmlns:cx6="http://schemas.microsoft.com/office/drawing/2016/5/12/chartex" xmlns:cx7="http://schemas.microsoft.com/office/drawing/2016/5/13/chartex" xmlns:cx8="http://schemas.microsoft.com/office/drawing/2016/5/14/chartex" xmlns:mc="http://schemas.openxmlformats.org/markup-compatibility/2006" xmlns:aink="http://schemas.microsoft.com/office/drawing/2016/ink" xmlns:am3d="http://schemas.microsoft.com/office/drawing/2017/model3d" xmlns:o="urn:schemas-microsoft-com:office:office" xmlns:oel="http://schemas.microsoft.com/office/2019/extlst" xmlns:r="http://schemas.openxmlformats.org/officeDocument/2006/relationships" xmlns:m="http://schemas.openxmlformats.org/officeDocument/2006/math" xmlns:v="urn:schemas-microsoft-com:vml" xmlns:wp14="http://schemas.microsoft.com/office/word/2010/wordprocessingDrawing" xmlns:wp="http://schemas.openxmlformats.org/drawingml/2006/wordprocessingDrawing" xmlns:w10="urn:schemas-microsoft-com:office:word" xmlns:w="http://schemas.openxmlformats.org/wordprocessingml/2006/main" xmlns:w14="http://schemas.microsoft.com/office/word/2010/wordml" xmlns:w15="http://schemas.microsoft.com/office/word/2012/wordml" xmlns:w16cex="http://schemas.microsoft.com/office/word/2018/wordml/cex" xmlns:w16cid="http://schemas.microsoft.com/office/word/2016/wordml/cid" xmlns:w16="http://schemas.microsoft.com/office/word/2018/wordml" xmlns:w16du="http://schemas.microsoft.com/office/word/2023/wordml/word16du" xmlns:w16sdtdh="http://schemas.microsoft.com/office/word/2020/wordml/sdtdatahash" xmlns:w16sdtfl="http://schemas.microsoft.com/office/word/2024/wordml/sdtformatlock" xmlns:w16se="http://schemas.microsoft.com/office/word/2015/wordml/symex" xmlns:wpg="http://schemas.microsoft.com/office/word/2010/wordprocessingGroup" xmlns:wpi="http://schemas.microsoft.com/office/word/2010/wordprocessingInk" xmlns:wne="http://schemas.microsoft.com/office/word/2006/wordml" xmlns:wps="http://schemas.microsoft.com/office/word/2010/wordprocessingShape" mc:Ignorable="w14 w15 w16se w16cid w16 w16cex w16sdtdh w16sdtfl w16du wp14">
   <w:abstractNum w:abstractNumId="0" w15:restartNumberingAfterBreak="0">
+    <w:nsid w:val="1DBE400F"/>
+    <w:multiLevelType w:val="multilevel"/>
+    <w:tmpl w:val="8B744968"/>
+    <w:lvl w:ilvl="0">
+      <w:start w:val="1"/>
+      <w:numFmt w:val="bullet"/>
+      <w:lvlText w:val=""/>
+      <w:lvlJc w:val="left"/>
+      <w:pPr>
+        <w:tabs>
+          <w:tab w:val="num" w:pos="720"/>
+        </w:tabs>
+        <w:ind w:left="720" w:hanging="360"/>
+      </w:pPr>
+      <w:rPr>
+        <w:rFonts w:ascii="Symbol" w:hAnsi="Symbol" w:hint="default"/>
+        <w:sz w:val="20"/>
+      </w:rPr>
+    </w:lvl>
+    <w:lvl w:ilvl="1" w:tentative="1">
+      <w:start w:val="1"/>
+      <w:numFmt w:val="bullet"/>
+      <w:lvlText w:val=""/>
+      <w:lvlJc w:val="left"/>
+      <w:pPr>
+        <w:tabs>
+          <w:tab w:val="num" w:pos="1440"/>
+        </w:tabs>
+        <w:ind w:left="1440" w:hanging="360"/>
+      </w:pPr>
+      <w:rPr>
+        <w:rFonts w:ascii="Symbol" w:hAnsi="Symbol" w:hint="default"/>
+        <w:sz w:val="20"/>
+      </w:rPr>
+    </w:lvl>
+    <w:lvl w:ilvl="2" w:tentative="1">
+      <w:start w:val="1"/>
+      <w:numFmt w:val="bullet"/>
+      <w:lvlText w:val=""/>
+      <w:lvlJc w:val="left"/>
+      <w:pPr>
+        <w:tabs>
+          <w:tab w:val="num" w:pos="2160"/>
+        </w:tabs>
+        <w:ind w:left="2160" w:hanging="360"/>
+      </w:pPr>
+      <w:rPr>
+        <w:rFonts w:ascii="Symbol" w:hAnsi="Symbol" w:hint="default"/>
+        <w:sz w:val="20"/>
+      </w:rPr>
+    </w:lvl>
+    <w:lvl w:ilvl="3" w:tentative="1">
+      <w:start w:val="1"/>
+      <w:numFmt w:val="bullet"/>
+      <w:lvlText w:val=""/>
+      <w:lvlJc w:val="left"/>
+      <w:pPr>
+        <w:tabs>
+          <w:tab w:val="num" w:pos="2880"/>
+        </w:tabs>
+        <w:ind w:left="2880" w:hanging="360"/>
+      </w:pPr>
+      <w:rPr>
+        <w:rFonts w:ascii="Symbol" w:hAnsi="Symbol" w:hint="default"/>
+        <w:sz w:val="20"/>
+      </w:rPr>
+    </w:lvl>
+    <w:lvl w:ilvl="4" w:tentative="1">
+      <w:start w:val="1"/>
+      <w:numFmt w:val="bullet"/>
+      <w:lvlText w:val=""/>
+      <w:lvlJc w:val="left"/>
+      <w:pPr>
+        <w:tabs>
+          <w:tab w:val="num" w:pos="3600"/>
+        </w:tabs>
+        <w:ind w:left="3600" w:hanging="360"/>
+      </w:pPr>
+      <w:rPr>
+        <w:rFonts w:ascii="Symbol" w:hAnsi="Symbol" w:hint="default"/>
+        <w:sz w:val="20"/>
+      </w:rPr>
+    </w:lvl>
+    <w:lvl w:ilvl="5" w:tentative="1">
+      <w:start w:val="1"/>
+      <w:numFmt w:val="bullet"/>
+      <w:lvlText w:val=""/>
+      <w:lvlJc w:val="left"/>
+      <w:pPr>
+        <w:tabs>
+          <w:tab w:val="num" w:pos="4320"/>
+        </w:tabs>
+        <w:ind w:left="4320" w:hanging="360"/>
+      </w:pPr>
+      <w:rPr>
+        <w:rFonts w:ascii="Symbol" w:hAnsi="Symbol" w:hint="default"/>
+        <w:sz w:val="20"/>
+      </w:rPr>
+    </w:lvl>
+    <w:lvl w:ilvl="6" w:tentative="1">
+      <w:start w:val="1"/>
+      <w:numFmt w:val="bullet"/>
+      <w:lvlText w:val=""/>
+      <w:lvlJc w:val="left"/>
+      <w:pPr>
+        <w:tabs>
+          <w:tab w:val="num" w:pos="5040"/>
+        </w:tabs>
+        <w:ind w:left="5040" w:hanging="360"/>
+      </w:pPr>
+      <w:rPr>
+        <w:rFonts w:ascii="Symbol" w:hAnsi="Symbol" w:hint="default"/>
+        <w:sz w:val="20"/>
+      </w:rPr>
+    </w:lvl>
+    <w:lvl w:ilvl="7" w:tentative="1">
+      <w:start w:val="1"/>
+      <w:numFmt w:val="bullet"/>
+      <w:lvlText w:val=""/>
+      <w:lvlJc w:val="left"/>
+      <w:pPr>
+        <w:tabs>
+          <w:tab w:val="num" w:pos="5760"/>
+        </w:tabs>
+        <w:ind w:left="5760" w:hanging="360"/>
+      </w:pPr>
+      <w:rPr>
+        <w:rFonts w:ascii="Symbol" w:hAnsi="Symbol" w:hint="default"/>
+        <w:sz w:val="20"/>
+      </w:rPr>
+    </w:lvl>
+    <w:lvl w:ilvl="8" w:tentative="1">
+      <w:start w:val="1"/>
+      <w:numFmt w:val="bullet"/>
+      <w:lvlText w:val=""/>
+      <w:lvlJc w:val="left"/>
+      <w:pPr>
+        <w:tabs>
+          <w:tab w:val="num" w:pos="6480"/>
+        </w:tabs>
+        <w:ind w:left="6480" w:hanging="360"/>
+      </w:pPr>
+      <w:rPr>
+        <w:rFonts w:ascii="Symbol" w:hAnsi="Symbol" w:hint="default"/>
+        <w:sz w:val="20"/>
+      </w:rPr>
+    </w:lvl>
+  </w:abstractNum>
+  <w:abstractNum w:abstractNumId="1" w15:restartNumberingAfterBreak="0">
     <w:nsid w:val="25FE4A3D"/>
     <w:multiLevelType w:val="hybridMultilevel"/>
     <w:tmpl w:val="3E72120E"/>
@@ -684,7 +1760,7 @@
       </w:pPr>
     </w:lvl>
   </w:abstractNum>
-  <w:abstractNum w:abstractNumId="1" w15:restartNumberingAfterBreak="0">
+  <w:abstractNum w:abstractNumId="2" w15:restartNumberingAfterBreak="0">
     <w:nsid w:val="2DF55B80"/>
     <w:multiLevelType w:val="hybridMultilevel"/>
     <w:tmpl w:val="23CA57FE"/>
@@ -797,7 +1873,869 @@
       </w:rPr>
     </w:lvl>
   </w:abstractNum>
-  <w:abstractNum w:abstractNumId="2" w15:restartNumberingAfterBreak="0">
+  <w:abstractNum w:abstractNumId="3" w15:restartNumberingAfterBreak="0">
+    <w:nsid w:val="375D3314"/>
+    <w:multiLevelType w:val="multilevel"/>
+    <w:tmpl w:val="82C65AB8"/>
+    <w:lvl w:ilvl="0">
+      <w:start w:val="1"/>
+      <w:numFmt w:val="bullet"/>
+      <w:lvlText w:val=""/>
+      <w:lvlJc w:val="left"/>
+      <w:pPr>
+        <w:tabs>
+          <w:tab w:val="num" w:pos="720"/>
+        </w:tabs>
+        <w:ind w:left="720" w:hanging="360"/>
+      </w:pPr>
+      <w:rPr>
+        <w:rFonts w:ascii="Symbol" w:hAnsi="Symbol" w:hint="default"/>
+        <w:sz w:val="20"/>
+      </w:rPr>
+    </w:lvl>
+    <w:lvl w:ilvl="1" w:tentative="1">
+      <w:start w:val="1"/>
+      <w:numFmt w:val="bullet"/>
+      <w:lvlText w:val=""/>
+      <w:lvlJc w:val="left"/>
+      <w:pPr>
+        <w:tabs>
+          <w:tab w:val="num" w:pos="1440"/>
+        </w:tabs>
+        <w:ind w:left="1440" w:hanging="360"/>
+      </w:pPr>
+      <w:rPr>
+        <w:rFonts w:ascii="Symbol" w:hAnsi="Symbol" w:hint="default"/>
+        <w:sz w:val="20"/>
+      </w:rPr>
+    </w:lvl>
+    <w:lvl w:ilvl="2" w:tentative="1">
+      <w:start w:val="1"/>
+      <w:numFmt w:val="bullet"/>
+      <w:lvlText w:val=""/>
+      <w:lvlJc w:val="left"/>
+      <w:pPr>
+        <w:tabs>
+          <w:tab w:val="num" w:pos="2160"/>
+        </w:tabs>
+        <w:ind w:left="2160" w:hanging="360"/>
+      </w:pPr>
+      <w:rPr>
+        <w:rFonts w:ascii="Symbol" w:hAnsi="Symbol" w:hint="default"/>
+        <w:sz w:val="20"/>
+      </w:rPr>
+    </w:lvl>
+    <w:lvl w:ilvl="3" w:tentative="1">
+      <w:start w:val="1"/>
+      <w:numFmt w:val="bullet"/>
+      <w:lvlText w:val=""/>
+      <w:lvlJc w:val="left"/>
+      <w:pPr>
+        <w:tabs>
+          <w:tab w:val="num" w:pos="2880"/>
+        </w:tabs>
+        <w:ind w:left="2880" w:hanging="360"/>
+      </w:pPr>
+      <w:rPr>
+        <w:rFonts w:ascii="Symbol" w:hAnsi="Symbol" w:hint="default"/>
+        <w:sz w:val="20"/>
+      </w:rPr>
+    </w:lvl>
+    <w:lvl w:ilvl="4" w:tentative="1">
+      <w:start w:val="1"/>
+      <w:numFmt w:val="bullet"/>
+      <w:lvlText w:val=""/>
+      <w:lvlJc w:val="left"/>
+      <w:pPr>
+        <w:tabs>
+          <w:tab w:val="num" w:pos="3600"/>
+        </w:tabs>
+        <w:ind w:left="3600" w:hanging="360"/>
+      </w:pPr>
+      <w:rPr>
+        <w:rFonts w:ascii="Symbol" w:hAnsi="Symbol" w:hint="default"/>
+        <w:sz w:val="20"/>
+      </w:rPr>
+    </w:lvl>
+    <w:lvl w:ilvl="5" w:tentative="1">
+      <w:start w:val="1"/>
+      <w:numFmt w:val="bullet"/>
+      <w:lvlText w:val=""/>
+      <w:lvlJc w:val="left"/>
+      <w:pPr>
+        <w:tabs>
+          <w:tab w:val="num" w:pos="4320"/>
+        </w:tabs>
+        <w:ind w:left="4320" w:hanging="360"/>
+      </w:pPr>
+      <w:rPr>
+        <w:rFonts w:ascii="Symbol" w:hAnsi="Symbol" w:hint="default"/>
+        <w:sz w:val="20"/>
+      </w:rPr>
+    </w:lvl>
+    <w:lvl w:ilvl="6" w:tentative="1">
+      <w:start w:val="1"/>
+      <w:numFmt w:val="bullet"/>
+      <w:lvlText w:val=""/>
+      <w:lvlJc w:val="left"/>
+      <w:pPr>
+        <w:tabs>
+          <w:tab w:val="num" w:pos="5040"/>
+        </w:tabs>
+        <w:ind w:left="5040" w:hanging="360"/>
+      </w:pPr>
+      <w:rPr>
+        <w:rFonts w:ascii="Symbol" w:hAnsi="Symbol" w:hint="default"/>
+        <w:sz w:val="20"/>
+      </w:rPr>
+    </w:lvl>
+    <w:lvl w:ilvl="7" w:tentative="1">
+      <w:start w:val="1"/>
+      <w:numFmt w:val="bullet"/>
+      <w:lvlText w:val=""/>
+      <w:lvlJc w:val="left"/>
+      <w:pPr>
+        <w:tabs>
+          <w:tab w:val="num" w:pos="5760"/>
+        </w:tabs>
+        <w:ind w:left="5760" w:hanging="360"/>
+      </w:pPr>
+      <w:rPr>
+        <w:rFonts w:ascii="Symbol" w:hAnsi="Symbol" w:hint="default"/>
+        <w:sz w:val="20"/>
+      </w:rPr>
+    </w:lvl>
+    <w:lvl w:ilvl="8" w:tentative="1">
+      <w:start w:val="1"/>
+      <w:numFmt w:val="bullet"/>
+      <w:lvlText w:val=""/>
+      <w:lvlJc w:val="left"/>
+      <w:pPr>
+        <w:tabs>
+          <w:tab w:val="num" w:pos="6480"/>
+        </w:tabs>
+        <w:ind w:left="6480" w:hanging="360"/>
+      </w:pPr>
+      <w:rPr>
+        <w:rFonts w:ascii="Symbol" w:hAnsi="Symbol" w:hint="default"/>
+        <w:sz w:val="20"/>
+      </w:rPr>
+    </w:lvl>
+  </w:abstractNum>
+  <w:abstractNum w:abstractNumId="4" w15:restartNumberingAfterBreak="0">
+    <w:nsid w:val="40AB1CB0"/>
+    <w:multiLevelType w:val="multilevel"/>
+    <w:tmpl w:val="93384F56"/>
+    <w:lvl w:ilvl="0">
+      <w:start w:val="1"/>
+      <w:numFmt w:val="bullet"/>
+      <w:lvlText w:val=""/>
+      <w:lvlJc w:val="left"/>
+      <w:pPr>
+        <w:tabs>
+          <w:tab w:val="num" w:pos="720"/>
+        </w:tabs>
+        <w:ind w:left="720" w:hanging="360"/>
+      </w:pPr>
+      <w:rPr>
+        <w:rFonts w:ascii="Symbol" w:hAnsi="Symbol" w:hint="default"/>
+        <w:sz w:val="20"/>
+      </w:rPr>
+    </w:lvl>
+    <w:lvl w:ilvl="1" w:tentative="1">
+      <w:start w:val="1"/>
+      <w:numFmt w:val="bullet"/>
+      <w:lvlText w:val=""/>
+      <w:lvlJc w:val="left"/>
+      <w:pPr>
+        <w:tabs>
+          <w:tab w:val="num" w:pos="1440"/>
+        </w:tabs>
+        <w:ind w:left="1440" w:hanging="360"/>
+      </w:pPr>
+      <w:rPr>
+        <w:rFonts w:ascii="Symbol" w:hAnsi="Symbol" w:hint="default"/>
+        <w:sz w:val="20"/>
+      </w:rPr>
+    </w:lvl>
+    <w:lvl w:ilvl="2" w:tentative="1">
+      <w:start w:val="1"/>
+      <w:numFmt w:val="bullet"/>
+      <w:lvlText w:val=""/>
+      <w:lvlJc w:val="left"/>
+      <w:pPr>
+        <w:tabs>
+          <w:tab w:val="num" w:pos="2160"/>
+        </w:tabs>
+        <w:ind w:left="2160" w:hanging="360"/>
+      </w:pPr>
+      <w:rPr>
+        <w:rFonts w:ascii="Symbol" w:hAnsi="Symbol" w:hint="default"/>
+        <w:sz w:val="20"/>
+      </w:rPr>
+    </w:lvl>
+    <w:lvl w:ilvl="3" w:tentative="1">
+      <w:start w:val="1"/>
+      <w:numFmt w:val="bullet"/>
+      <w:lvlText w:val=""/>
+      <w:lvlJc w:val="left"/>
+      <w:pPr>
+        <w:tabs>
+          <w:tab w:val="num" w:pos="2880"/>
+        </w:tabs>
+        <w:ind w:left="2880" w:hanging="360"/>
+      </w:pPr>
+      <w:rPr>
+        <w:rFonts w:ascii="Symbol" w:hAnsi="Symbol" w:hint="default"/>
+        <w:sz w:val="20"/>
+      </w:rPr>
+    </w:lvl>
+    <w:lvl w:ilvl="4" w:tentative="1">
+      <w:start w:val="1"/>
+      <w:numFmt w:val="bullet"/>
+      <w:lvlText w:val=""/>
+      <w:lvlJc w:val="left"/>
+      <w:pPr>
+        <w:tabs>
+          <w:tab w:val="num" w:pos="3600"/>
+        </w:tabs>
+        <w:ind w:left="3600" w:hanging="360"/>
+      </w:pPr>
+      <w:rPr>
+        <w:rFonts w:ascii="Symbol" w:hAnsi="Symbol" w:hint="default"/>
+        <w:sz w:val="20"/>
+      </w:rPr>
+    </w:lvl>
+    <w:lvl w:ilvl="5" w:tentative="1">
+      <w:start w:val="1"/>
+      <w:numFmt w:val="bullet"/>
+      <w:lvlText w:val=""/>
+      <w:lvlJc w:val="left"/>
+      <w:pPr>
+        <w:tabs>
+          <w:tab w:val="num" w:pos="4320"/>
+        </w:tabs>
+        <w:ind w:left="4320" w:hanging="360"/>
+      </w:pPr>
+      <w:rPr>
+        <w:rFonts w:ascii="Symbol" w:hAnsi="Symbol" w:hint="default"/>
+        <w:sz w:val="20"/>
+      </w:rPr>
+    </w:lvl>
+    <w:lvl w:ilvl="6" w:tentative="1">
+      <w:start w:val="1"/>
+      <w:numFmt w:val="bullet"/>
+      <w:lvlText w:val=""/>
+      <w:lvlJc w:val="left"/>
+      <w:pPr>
+        <w:tabs>
+          <w:tab w:val="num" w:pos="5040"/>
+        </w:tabs>
+        <w:ind w:left="5040" w:hanging="360"/>
+      </w:pPr>
+      <w:rPr>
+        <w:rFonts w:ascii="Symbol" w:hAnsi="Symbol" w:hint="default"/>
+        <w:sz w:val="20"/>
+      </w:rPr>
+    </w:lvl>
+    <w:lvl w:ilvl="7" w:tentative="1">
+      <w:start w:val="1"/>
+      <w:numFmt w:val="bullet"/>
+      <w:lvlText w:val=""/>
+      <w:lvlJc w:val="left"/>
+      <w:pPr>
+        <w:tabs>
+          <w:tab w:val="num" w:pos="5760"/>
+        </w:tabs>
+        <w:ind w:left="5760" w:hanging="360"/>
+      </w:pPr>
+      <w:rPr>
+        <w:rFonts w:ascii="Symbol" w:hAnsi="Symbol" w:hint="default"/>
+        <w:sz w:val="20"/>
+      </w:rPr>
+    </w:lvl>
+    <w:lvl w:ilvl="8" w:tentative="1">
+      <w:start w:val="1"/>
+      <w:numFmt w:val="bullet"/>
+      <w:lvlText w:val=""/>
+      <w:lvlJc w:val="left"/>
+      <w:pPr>
+        <w:tabs>
+          <w:tab w:val="num" w:pos="6480"/>
+        </w:tabs>
+        <w:ind w:left="6480" w:hanging="360"/>
+      </w:pPr>
+      <w:rPr>
+        <w:rFonts w:ascii="Symbol" w:hAnsi="Symbol" w:hint="default"/>
+        <w:sz w:val="20"/>
+      </w:rPr>
+    </w:lvl>
+  </w:abstractNum>
+  <w:abstractNum w:abstractNumId="5" w15:restartNumberingAfterBreak="0">
+    <w:nsid w:val="470B2159"/>
+    <w:multiLevelType w:val="multilevel"/>
+    <w:tmpl w:val="012A003C"/>
+    <w:lvl w:ilvl="0">
+      <w:start w:val="1"/>
+      <w:numFmt w:val="bullet"/>
+      <w:lvlText w:val=""/>
+      <w:lvlJc w:val="left"/>
+      <w:pPr>
+        <w:tabs>
+          <w:tab w:val="num" w:pos="720"/>
+        </w:tabs>
+        <w:ind w:left="720" w:hanging="360"/>
+      </w:pPr>
+      <w:rPr>
+        <w:rFonts w:ascii="Symbol" w:hAnsi="Symbol" w:hint="default"/>
+        <w:sz w:val="20"/>
+      </w:rPr>
+    </w:lvl>
+    <w:lvl w:ilvl="1" w:tentative="1">
+      <w:start w:val="1"/>
+      <w:numFmt w:val="bullet"/>
+      <w:lvlText w:val=""/>
+      <w:lvlJc w:val="left"/>
+      <w:pPr>
+        <w:tabs>
+          <w:tab w:val="num" w:pos="1440"/>
+        </w:tabs>
+        <w:ind w:left="1440" w:hanging="360"/>
+      </w:pPr>
+      <w:rPr>
+        <w:rFonts w:ascii="Symbol" w:hAnsi="Symbol" w:hint="default"/>
+        <w:sz w:val="20"/>
+      </w:rPr>
+    </w:lvl>
+    <w:lvl w:ilvl="2" w:tentative="1">
+      <w:start w:val="1"/>
+      <w:numFmt w:val="bullet"/>
+      <w:lvlText w:val=""/>
+      <w:lvlJc w:val="left"/>
+      <w:pPr>
+        <w:tabs>
+          <w:tab w:val="num" w:pos="2160"/>
+        </w:tabs>
+        <w:ind w:left="2160" w:hanging="360"/>
+      </w:pPr>
+      <w:rPr>
+        <w:rFonts w:ascii="Symbol" w:hAnsi="Symbol" w:hint="default"/>
+        <w:sz w:val="20"/>
+      </w:rPr>
+    </w:lvl>
+    <w:lvl w:ilvl="3" w:tentative="1">
+      <w:start w:val="1"/>
+      <w:numFmt w:val="bullet"/>
+      <w:lvlText w:val=""/>
+      <w:lvlJc w:val="left"/>
+      <w:pPr>
+        <w:tabs>
+          <w:tab w:val="num" w:pos="2880"/>
+        </w:tabs>
+        <w:ind w:left="2880" w:hanging="360"/>
+      </w:pPr>
+      <w:rPr>
+        <w:rFonts w:ascii="Symbol" w:hAnsi="Symbol" w:hint="default"/>
+        <w:sz w:val="20"/>
+      </w:rPr>
+    </w:lvl>
+    <w:lvl w:ilvl="4" w:tentative="1">
+      <w:start w:val="1"/>
+      <w:numFmt w:val="bullet"/>
+      <w:lvlText w:val=""/>
+      <w:lvlJc w:val="left"/>
+      <w:pPr>
+        <w:tabs>
+          <w:tab w:val="num" w:pos="3600"/>
+        </w:tabs>
+        <w:ind w:left="3600" w:hanging="360"/>
+      </w:pPr>
+      <w:rPr>
+        <w:rFonts w:ascii="Symbol" w:hAnsi="Symbol" w:hint="default"/>
+        <w:sz w:val="20"/>
+      </w:rPr>
+    </w:lvl>
+    <w:lvl w:ilvl="5" w:tentative="1">
+      <w:start w:val="1"/>
+      <w:numFmt w:val="bullet"/>
+      <w:lvlText w:val=""/>
+      <w:lvlJc w:val="left"/>
+      <w:pPr>
+        <w:tabs>
+          <w:tab w:val="num" w:pos="4320"/>
+        </w:tabs>
+        <w:ind w:left="4320" w:hanging="360"/>
+      </w:pPr>
+      <w:rPr>
+        <w:rFonts w:ascii="Symbol" w:hAnsi="Symbol" w:hint="default"/>
+        <w:sz w:val="20"/>
+      </w:rPr>
+    </w:lvl>
+    <w:lvl w:ilvl="6" w:tentative="1">
+      <w:start w:val="1"/>
+      <w:numFmt w:val="bullet"/>
+      <w:lvlText w:val=""/>
+      <w:lvlJc w:val="left"/>
+      <w:pPr>
+        <w:tabs>
+          <w:tab w:val="num" w:pos="5040"/>
+        </w:tabs>
+        <w:ind w:left="5040" w:hanging="360"/>
+      </w:pPr>
+      <w:rPr>
+        <w:rFonts w:ascii="Symbol" w:hAnsi="Symbol" w:hint="default"/>
+        <w:sz w:val="20"/>
+      </w:rPr>
+    </w:lvl>
+    <w:lvl w:ilvl="7" w:tentative="1">
+      <w:start w:val="1"/>
+      <w:numFmt w:val="bullet"/>
+      <w:lvlText w:val=""/>
+      <w:lvlJc w:val="left"/>
+      <w:pPr>
+        <w:tabs>
+          <w:tab w:val="num" w:pos="5760"/>
+        </w:tabs>
+        <w:ind w:left="5760" w:hanging="360"/>
+      </w:pPr>
+      <w:rPr>
+        <w:rFonts w:ascii="Symbol" w:hAnsi="Symbol" w:hint="default"/>
+        <w:sz w:val="20"/>
+      </w:rPr>
+    </w:lvl>
+    <w:lvl w:ilvl="8" w:tentative="1">
+      <w:start w:val="1"/>
+      <w:numFmt w:val="bullet"/>
+      <w:lvlText w:val=""/>
+      <w:lvlJc w:val="left"/>
+      <w:pPr>
+        <w:tabs>
+          <w:tab w:val="num" w:pos="6480"/>
+        </w:tabs>
+        <w:ind w:left="6480" w:hanging="360"/>
+      </w:pPr>
+      <w:rPr>
+        <w:rFonts w:ascii="Symbol" w:hAnsi="Symbol" w:hint="default"/>
+        <w:sz w:val="20"/>
+      </w:rPr>
+    </w:lvl>
+  </w:abstractNum>
+  <w:abstractNum w:abstractNumId="6" w15:restartNumberingAfterBreak="0">
+    <w:nsid w:val="48731BAD"/>
+    <w:multiLevelType w:val="multilevel"/>
+    <w:tmpl w:val="CCC89C7C"/>
+    <w:lvl w:ilvl="0">
+      <w:start w:val="1"/>
+      <w:numFmt w:val="bullet"/>
+      <w:lvlText w:val=""/>
+      <w:lvlJc w:val="left"/>
+      <w:pPr>
+        <w:tabs>
+          <w:tab w:val="num" w:pos="720"/>
+        </w:tabs>
+        <w:ind w:left="720" w:hanging="360"/>
+      </w:pPr>
+      <w:rPr>
+        <w:rFonts w:ascii="Symbol" w:hAnsi="Symbol" w:hint="default"/>
+        <w:sz w:val="20"/>
+      </w:rPr>
+    </w:lvl>
+    <w:lvl w:ilvl="1" w:tentative="1">
+      <w:start w:val="1"/>
+      <w:numFmt w:val="bullet"/>
+      <w:lvlText w:val=""/>
+      <w:lvlJc w:val="left"/>
+      <w:pPr>
+        <w:tabs>
+          <w:tab w:val="num" w:pos="1440"/>
+        </w:tabs>
+        <w:ind w:left="1440" w:hanging="360"/>
+      </w:pPr>
+      <w:rPr>
+        <w:rFonts w:ascii="Symbol" w:hAnsi="Symbol" w:hint="default"/>
+        <w:sz w:val="20"/>
+      </w:rPr>
+    </w:lvl>
+    <w:lvl w:ilvl="2" w:tentative="1">
+      <w:start w:val="1"/>
+      <w:numFmt w:val="bullet"/>
+      <w:lvlText w:val=""/>
+      <w:lvlJc w:val="left"/>
+      <w:pPr>
+        <w:tabs>
+          <w:tab w:val="num" w:pos="2160"/>
+        </w:tabs>
+        <w:ind w:left="2160" w:hanging="360"/>
+      </w:pPr>
+      <w:rPr>
+        <w:rFonts w:ascii="Symbol" w:hAnsi="Symbol" w:hint="default"/>
+        <w:sz w:val="20"/>
+      </w:rPr>
+    </w:lvl>
+    <w:lvl w:ilvl="3" w:tentative="1">
+      <w:start w:val="1"/>
+      <w:numFmt w:val="bullet"/>
+      <w:lvlText w:val=""/>
+      <w:lvlJc w:val="left"/>
+      <w:pPr>
+        <w:tabs>
+          <w:tab w:val="num" w:pos="2880"/>
+        </w:tabs>
+        <w:ind w:left="2880" w:hanging="360"/>
+      </w:pPr>
+      <w:rPr>
+        <w:rFonts w:ascii="Symbol" w:hAnsi="Symbol" w:hint="default"/>
+        <w:sz w:val="20"/>
+      </w:rPr>
+    </w:lvl>
+    <w:lvl w:ilvl="4" w:tentative="1">
+      <w:start w:val="1"/>
+      <w:numFmt w:val="bullet"/>
+      <w:lvlText w:val=""/>
+      <w:lvlJc w:val="left"/>
+      <w:pPr>
+        <w:tabs>
+          <w:tab w:val="num" w:pos="3600"/>
+        </w:tabs>
+        <w:ind w:left="3600" w:hanging="360"/>
+      </w:pPr>
+      <w:rPr>
+        <w:rFonts w:ascii="Symbol" w:hAnsi="Symbol" w:hint="default"/>
+        <w:sz w:val="20"/>
+      </w:rPr>
+    </w:lvl>
+    <w:lvl w:ilvl="5" w:tentative="1">
+      <w:start w:val="1"/>
+      <w:numFmt w:val="bullet"/>
+      <w:lvlText w:val=""/>
+      <w:lvlJc w:val="left"/>
+      <w:pPr>
+        <w:tabs>
+          <w:tab w:val="num" w:pos="4320"/>
+        </w:tabs>
+        <w:ind w:left="4320" w:hanging="360"/>
+      </w:pPr>
+      <w:rPr>
+        <w:rFonts w:ascii="Symbol" w:hAnsi="Symbol" w:hint="default"/>
+        <w:sz w:val="20"/>
+      </w:rPr>
+    </w:lvl>
+    <w:lvl w:ilvl="6" w:tentative="1">
+      <w:start w:val="1"/>
+      <w:numFmt w:val="bullet"/>
+      <w:lvlText w:val=""/>
+      <w:lvlJc w:val="left"/>
+      <w:pPr>
+        <w:tabs>
+          <w:tab w:val="num" w:pos="5040"/>
+        </w:tabs>
+        <w:ind w:left="5040" w:hanging="360"/>
+      </w:pPr>
+      <w:rPr>
+        <w:rFonts w:ascii="Symbol" w:hAnsi="Symbol" w:hint="default"/>
+        <w:sz w:val="20"/>
+      </w:rPr>
+    </w:lvl>
+    <w:lvl w:ilvl="7" w:tentative="1">
+      <w:start w:val="1"/>
+      <w:numFmt w:val="bullet"/>
+      <w:lvlText w:val=""/>
+      <w:lvlJc w:val="left"/>
+      <w:pPr>
+        <w:tabs>
+          <w:tab w:val="num" w:pos="5760"/>
+        </w:tabs>
+        <w:ind w:left="5760" w:hanging="360"/>
+      </w:pPr>
+      <w:rPr>
+        <w:rFonts w:ascii="Symbol" w:hAnsi="Symbol" w:hint="default"/>
+        <w:sz w:val="20"/>
+      </w:rPr>
+    </w:lvl>
+    <w:lvl w:ilvl="8" w:tentative="1">
+      <w:start w:val="1"/>
+      <w:numFmt w:val="bullet"/>
+      <w:lvlText w:val=""/>
+      <w:lvlJc w:val="left"/>
+      <w:pPr>
+        <w:tabs>
+          <w:tab w:val="num" w:pos="6480"/>
+        </w:tabs>
+        <w:ind w:left="6480" w:hanging="360"/>
+      </w:pPr>
+      <w:rPr>
+        <w:rFonts w:ascii="Symbol" w:hAnsi="Symbol" w:hint="default"/>
+        <w:sz w:val="20"/>
+      </w:rPr>
+    </w:lvl>
+  </w:abstractNum>
+  <w:abstractNum w:abstractNumId="7" w15:restartNumberingAfterBreak="0">
+    <w:nsid w:val="507A2EE6"/>
+    <w:multiLevelType w:val="multilevel"/>
+    <w:tmpl w:val="E604EE58"/>
+    <w:lvl w:ilvl="0">
+      <w:start w:val="1"/>
+      <w:numFmt w:val="bullet"/>
+      <w:lvlText w:val=""/>
+      <w:lvlJc w:val="left"/>
+      <w:pPr>
+        <w:tabs>
+          <w:tab w:val="num" w:pos="720"/>
+        </w:tabs>
+        <w:ind w:left="720" w:hanging="360"/>
+      </w:pPr>
+      <w:rPr>
+        <w:rFonts w:ascii="Symbol" w:hAnsi="Symbol" w:hint="default"/>
+        <w:sz w:val="20"/>
+      </w:rPr>
+    </w:lvl>
+    <w:lvl w:ilvl="1" w:tentative="1">
+      <w:start w:val="1"/>
+      <w:numFmt w:val="bullet"/>
+      <w:lvlText w:val=""/>
+      <w:lvlJc w:val="left"/>
+      <w:pPr>
+        <w:tabs>
+          <w:tab w:val="num" w:pos="1440"/>
+        </w:tabs>
+        <w:ind w:left="1440" w:hanging="360"/>
+      </w:pPr>
+      <w:rPr>
+        <w:rFonts w:ascii="Symbol" w:hAnsi="Symbol" w:hint="default"/>
+        <w:sz w:val="20"/>
+      </w:rPr>
+    </w:lvl>
+    <w:lvl w:ilvl="2" w:tentative="1">
+      <w:start w:val="1"/>
+      <w:numFmt w:val="bullet"/>
+      <w:lvlText w:val=""/>
+      <w:lvlJc w:val="left"/>
+      <w:pPr>
+        <w:tabs>
+          <w:tab w:val="num" w:pos="2160"/>
+        </w:tabs>
+        <w:ind w:left="2160" w:hanging="360"/>
+      </w:pPr>
+      <w:rPr>
+        <w:rFonts w:ascii="Symbol" w:hAnsi="Symbol" w:hint="default"/>
+        <w:sz w:val="20"/>
+      </w:rPr>
+    </w:lvl>
+    <w:lvl w:ilvl="3" w:tentative="1">
+      <w:start w:val="1"/>
+      <w:numFmt w:val="bullet"/>
+      <w:lvlText w:val=""/>
+      <w:lvlJc w:val="left"/>
+      <w:pPr>
+        <w:tabs>
+          <w:tab w:val="num" w:pos="2880"/>
+        </w:tabs>
+        <w:ind w:left="2880" w:hanging="360"/>
+      </w:pPr>
+      <w:rPr>
+        <w:rFonts w:ascii="Symbol" w:hAnsi="Symbol" w:hint="default"/>
+        <w:sz w:val="20"/>
+      </w:rPr>
+    </w:lvl>
+    <w:lvl w:ilvl="4" w:tentative="1">
+      <w:start w:val="1"/>
+      <w:numFmt w:val="bullet"/>
+      <w:lvlText w:val=""/>
+      <w:lvlJc w:val="left"/>
+      <w:pPr>
+        <w:tabs>
+          <w:tab w:val="num" w:pos="3600"/>
+        </w:tabs>
+        <w:ind w:left="3600" w:hanging="360"/>
+      </w:pPr>
+      <w:rPr>
+        <w:rFonts w:ascii="Symbol" w:hAnsi="Symbol" w:hint="default"/>
+        <w:sz w:val="20"/>
+      </w:rPr>
+    </w:lvl>
+    <w:lvl w:ilvl="5" w:tentative="1">
+      <w:start w:val="1"/>
+      <w:numFmt w:val="bullet"/>
+      <w:lvlText w:val=""/>
+      <w:lvlJc w:val="left"/>
+      <w:pPr>
+        <w:tabs>
+          <w:tab w:val="num" w:pos="4320"/>
+        </w:tabs>
+        <w:ind w:left="4320" w:hanging="360"/>
+      </w:pPr>
+      <w:rPr>
+        <w:rFonts w:ascii="Symbol" w:hAnsi="Symbol" w:hint="default"/>
+        <w:sz w:val="20"/>
+      </w:rPr>
+    </w:lvl>
+    <w:lvl w:ilvl="6" w:tentative="1">
+      <w:start w:val="1"/>
+      <w:numFmt w:val="bullet"/>
+      <w:lvlText w:val=""/>
+      <w:lvlJc w:val="left"/>
+      <w:pPr>
+        <w:tabs>
+          <w:tab w:val="num" w:pos="5040"/>
+        </w:tabs>
+        <w:ind w:left="5040" w:hanging="360"/>
+      </w:pPr>
+      <w:rPr>
+        <w:rFonts w:ascii="Symbol" w:hAnsi="Symbol" w:hint="default"/>
+        <w:sz w:val="20"/>
+      </w:rPr>
+    </w:lvl>
+    <w:lvl w:ilvl="7" w:tentative="1">
+      <w:start w:val="1"/>
+      <w:numFmt w:val="bullet"/>
+      <w:lvlText w:val=""/>
+      <w:lvlJc w:val="left"/>
+      <w:pPr>
+        <w:tabs>
+          <w:tab w:val="num" w:pos="5760"/>
+        </w:tabs>
+        <w:ind w:left="5760" w:hanging="360"/>
+      </w:pPr>
+      <w:rPr>
+        <w:rFonts w:ascii="Symbol" w:hAnsi="Symbol" w:hint="default"/>
+        <w:sz w:val="20"/>
+      </w:rPr>
+    </w:lvl>
+    <w:lvl w:ilvl="8" w:tentative="1">
+      <w:start w:val="1"/>
+      <w:numFmt w:val="bullet"/>
+      <w:lvlText w:val=""/>
+      <w:lvlJc w:val="left"/>
+      <w:pPr>
+        <w:tabs>
+          <w:tab w:val="num" w:pos="6480"/>
+        </w:tabs>
+        <w:ind w:left="6480" w:hanging="360"/>
+      </w:pPr>
+      <w:rPr>
+        <w:rFonts w:ascii="Symbol" w:hAnsi="Symbol" w:hint="default"/>
+        <w:sz w:val="20"/>
+      </w:rPr>
+    </w:lvl>
+  </w:abstractNum>
+  <w:abstractNum w:abstractNumId="8" w15:restartNumberingAfterBreak="0">
+    <w:nsid w:val="527055EC"/>
+    <w:multiLevelType w:val="multilevel"/>
+    <w:tmpl w:val="F8D6D234"/>
+    <w:lvl w:ilvl="0">
+      <w:start w:val="1"/>
+      <w:numFmt w:val="decimal"/>
+      <w:lvlText w:val="%1."/>
+      <w:lvlJc w:val="left"/>
+      <w:pPr>
+        <w:tabs>
+          <w:tab w:val="num" w:pos="720"/>
+        </w:tabs>
+        <w:ind w:left="720" w:hanging="360"/>
+      </w:pPr>
+    </w:lvl>
+    <w:lvl w:ilvl="1">
+      <w:start w:val="1"/>
+      <w:numFmt w:val="bullet"/>
+      <w:lvlText w:val=""/>
+      <w:lvlJc w:val="left"/>
+      <w:pPr>
+        <w:tabs>
+          <w:tab w:val="num" w:pos="1440"/>
+        </w:tabs>
+        <w:ind w:left="1440" w:hanging="360"/>
+      </w:pPr>
+      <w:rPr>
+        <w:rFonts w:ascii="Symbol" w:hAnsi="Symbol" w:hint="default"/>
+        <w:sz w:val="20"/>
+      </w:rPr>
+    </w:lvl>
+    <w:lvl w:ilvl="2" w:tentative="1">
+      <w:start w:val="1"/>
+      <w:numFmt w:val="decimal"/>
+      <w:lvlText w:val="%3."/>
+      <w:lvlJc w:val="left"/>
+      <w:pPr>
+        <w:tabs>
+          <w:tab w:val="num" w:pos="2160"/>
+        </w:tabs>
+        <w:ind w:left="2160" w:hanging="360"/>
+      </w:pPr>
+    </w:lvl>
+    <w:lvl w:ilvl="3" w:tentative="1">
+      <w:start w:val="1"/>
+      <w:numFmt w:val="decimal"/>
+      <w:lvlText w:val="%4."/>
+      <w:lvlJc w:val="left"/>
+      <w:pPr>
+        <w:tabs>
+          <w:tab w:val="num" w:pos="2880"/>
+        </w:tabs>
+        <w:ind w:left="2880" w:hanging="360"/>
+      </w:pPr>
+    </w:lvl>
+    <w:lvl w:ilvl="4" w:tentative="1">
+      <w:start w:val="1"/>
+      <w:numFmt w:val="decimal"/>
+      <w:lvlText w:val="%5."/>
+      <w:lvlJc w:val="left"/>
+      <w:pPr>
+        <w:tabs>
+          <w:tab w:val="num" w:pos="3600"/>
+        </w:tabs>
+        <w:ind w:left="3600" w:hanging="360"/>
+      </w:pPr>
+    </w:lvl>
+    <w:lvl w:ilvl="5" w:tentative="1">
+      <w:start w:val="1"/>
+      <w:numFmt w:val="decimal"/>
+      <w:lvlText w:val="%6."/>
+      <w:lvlJc w:val="left"/>
+      <w:pPr>
+        <w:tabs>
+          <w:tab w:val="num" w:pos="4320"/>
+        </w:tabs>
+        <w:ind w:left="4320" w:hanging="360"/>
+      </w:pPr>
+    </w:lvl>
+    <w:lvl w:ilvl="6" w:tentative="1">
+      <w:start w:val="1"/>
+      <w:numFmt w:val="decimal"/>
+      <w:lvlText w:val="%7."/>
+      <w:lvlJc w:val="left"/>
+      <w:pPr>
+        <w:tabs>
+          <w:tab w:val="num" w:pos="5040"/>
+        </w:tabs>
+        <w:ind w:left="5040" w:hanging="360"/>
+      </w:pPr>
+    </w:lvl>
+    <w:lvl w:ilvl="7" w:tentative="1">
+      <w:start w:val="1"/>
+      <w:numFmt w:val="decimal"/>
+      <w:lvlText w:val="%8."/>
+      <w:lvlJc w:val="left"/>
+      <w:pPr>
+        <w:tabs>
+          <w:tab w:val="num" w:pos="5760"/>
+        </w:tabs>
+        <w:ind w:left="5760" w:hanging="360"/>
+      </w:pPr>
+    </w:lvl>
+    <w:lvl w:ilvl="8" w:tentative="1">
+      <w:start w:val="1"/>
+      <w:numFmt w:val="decimal"/>
+      <w:lvlText w:val="%9."/>
+      <w:lvlJc w:val="left"/>
+      <w:pPr>
+        <w:tabs>
+          <w:tab w:val="num" w:pos="6480"/>
+        </w:tabs>
+        <w:ind w:left="6480" w:hanging="360"/>
+      </w:pPr>
+    </w:lvl>
+  </w:abstractNum>
+  <w:abstractNum w:abstractNumId="9" w15:restartNumberingAfterBreak="0">
     <w:nsid w:val="5AEF5A8F"/>
     <w:multiLevelType w:val="hybridMultilevel"/>
     <w:tmpl w:val="861ED1B6"/>
@@ -886,7 +2824,156 @@
       </w:pPr>
     </w:lvl>
   </w:abstractNum>
-  <w:abstractNum w:abstractNumId="3" w15:restartNumberingAfterBreak="0">
+  <w:abstractNum w:abstractNumId="10" w15:restartNumberingAfterBreak="0">
+    <w:nsid w:val="722F5665"/>
+    <w:multiLevelType w:val="multilevel"/>
+    <w:tmpl w:val="6778F600"/>
+    <w:lvl w:ilvl="0">
+      <w:start w:val="1"/>
+      <w:numFmt w:val="bullet"/>
+      <w:lvlText w:val=""/>
+      <w:lvlJc w:val="left"/>
+      <w:pPr>
+        <w:tabs>
+          <w:tab w:val="num" w:pos="720"/>
+        </w:tabs>
+        <w:ind w:left="720" w:hanging="360"/>
+      </w:pPr>
+      <w:rPr>
+        <w:rFonts w:ascii="Symbol" w:hAnsi="Symbol" w:hint="default"/>
+        <w:sz w:val="20"/>
+      </w:rPr>
+    </w:lvl>
+    <w:lvl w:ilvl="1" w:tentative="1">
+      <w:start w:val="1"/>
+      <w:numFmt w:val="bullet"/>
+      <w:lvlText w:val=""/>
+      <w:lvlJc w:val="left"/>
+      <w:pPr>
+        <w:tabs>
+          <w:tab w:val="num" w:pos="1440"/>
+        </w:tabs>
+        <w:ind w:left="1440" w:hanging="360"/>
+      </w:pPr>
+      <w:rPr>
+        <w:rFonts w:ascii="Symbol" w:hAnsi="Symbol" w:hint="default"/>
+        <w:sz w:val="20"/>
+      </w:rPr>
+    </w:lvl>
+    <w:lvl w:ilvl="2" w:tentative="1">
+      <w:start w:val="1"/>
+      <w:numFmt w:val="bullet"/>
+      <w:lvlText w:val=""/>
+      <w:lvlJc w:val="left"/>
+      <w:pPr>
+        <w:tabs>
+          <w:tab w:val="num" w:pos="2160"/>
+        </w:tabs>
+        <w:ind w:left="2160" w:hanging="360"/>
+      </w:pPr>
+      <w:rPr>
+        <w:rFonts w:ascii="Symbol" w:hAnsi="Symbol" w:hint="default"/>
+        <w:sz w:val="20"/>
+      </w:rPr>
+    </w:lvl>
+    <w:lvl w:ilvl="3" w:tentative="1">
+      <w:start w:val="1"/>
+      <w:numFmt w:val="bullet"/>
+      <w:lvlText w:val=""/>
+      <w:lvlJc w:val="left"/>
+      <w:pPr>
+        <w:tabs>
+          <w:tab w:val="num" w:pos="2880"/>
+        </w:tabs>
+        <w:ind w:left="2880" w:hanging="360"/>
+      </w:pPr>
+      <w:rPr>
+        <w:rFonts w:ascii="Symbol" w:hAnsi="Symbol" w:hint="default"/>
+        <w:sz w:val="20"/>
+      </w:rPr>
+    </w:lvl>
+    <w:lvl w:ilvl="4" w:tentative="1">
+      <w:start w:val="1"/>
+      <w:numFmt w:val="bullet"/>
+      <w:lvlText w:val=""/>
+      <w:lvlJc w:val="left"/>
+      <w:pPr>
+        <w:tabs>
+          <w:tab w:val="num" w:pos="3600"/>
+        </w:tabs>
+        <w:ind w:left="3600" w:hanging="360"/>
+      </w:pPr>
+      <w:rPr>
+        <w:rFonts w:ascii="Symbol" w:hAnsi="Symbol" w:hint="default"/>
+        <w:sz w:val="20"/>
+      </w:rPr>
+    </w:lvl>
+    <w:lvl w:ilvl="5" w:tentative="1">
+      <w:start w:val="1"/>
+      <w:numFmt w:val="bullet"/>
+      <w:lvlText w:val=""/>
+      <w:lvlJc w:val="left"/>
+      <w:pPr>
+        <w:tabs>
+          <w:tab w:val="num" w:pos="4320"/>
+        </w:tabs>
+        <w:ind w:left="4320" w:hanging="360"/>
+      </w:pPr>
+      <w:rPr>
+        <w:rFonts w:ascii="Symbol" w:hAnsi="Symbol" w:hint="default"/>
+        <w:sz w:val="20"/>
+      </w:rPr>
+    </w:lvl>
+    <w:lvl w:ilvl="6" w:tentative="1">
+      <w:start w:val="1"/>
+      <w:numFmt w:val="bullet"/>
+      <w:lvlText w:val=""/>
+      <w:lvlJc w:val="left"/>
+      <w:pPr>
+        <w:tabs>
+          <w:tab w:val="num" w:pos="5040"/>
+        </w:tabs>
+        <w:ind w:left="5040" w:hanging="360"/>
+      </w:pPr>
+      <w:rPr>
+        <w:rFonts w:ascii="Symbol" w:hAnsi="Symbol" w:hint="default"/>
+        <w:sz w:val="20"/>
+      </w:rPr>
+    </w:lvl>
+    <w:lvl w:ilvl="7" w:tentative="1">
+      <w:start w:val="1"/>
+      <w:numFmt w:val="bullet"/>
+      <w:lvlText w:val=""/>
+      <w:lvlJc w:val="left"/>
+      <w:pPr>
+        <w:tabs>
+          <w:tab w:val="num" w:pos="5760"/>
+        </w:tabs>
+        <w:ind w:left="5760" w:hanging="360"/>
+      </w:pPr>
+      <w:rPr>
+        <w:rFonts w:ascii="Symbol" w:hAnsi="Symbol" w:hint="default"/>
+        <w:sz w:val="20"/>
+      </w:rPr>
+    </w:lvl>
+    <w:lvl w:ilvl="8" w:tentative="1">
+      <w:start w:val="1"/>
+      <w:numFmt w:val="bullet"/>
+      <w:lvlText w:val=""/>
+      <w:lvlJc w:val="left"/>
+      <w:pPr>
+        <w:tabs>
+          <w:tab w:val="num" w:pos="6480"/>
+        </w:tabs>
+        <w:ind w:left="6480" w:hanging="360"/>
+      </w:pPr>
+      <w:rPr>
+        <w:rFonts w:ascii="Symbol" w:hAnsi="Symbol" w:hint="default"/>
+        <w:sz w:val="20"/>
+      </w:rPr>
+    </w:lvl>
+  </w:abstractNum>
+  <w:abstractNum w:abstractNumId="11" w15:restartNumberingAfterBreak="0">
     <w:nsid w:val="762133D7"/>
     <w:multiLevelType w:val="hybridMultilevel"/>
     <w:tmpl w:val="53A675B4"/>
@@ -976,16 +3063,40 @@
     </w:lvl>
   </w:abstractNum>
   <w:num w:numId="1" w16cid:durableId="1257902912">
+    <w:abstractNumId w:val="2"/>
+  </w:num>
+  <w:num w:numId="2" w16cid:durableId="549607882">
+    <w:abstractNumId w:val="9"/>
+  </w:num>
+  <w:num w:numId="3" w16cid:durableId="126247614">
     <w:abstractNumId w:val="1"/>
   </w:num>
-  <w:num w:numId="2" w16cid:durableId="549607882">
-    <w:abstractNumId w:val="2"/>
+  <w:num w:numId="4" w16cid:durableId="786849434">
+    <w:abstractNumId w:val="11"/>
   </w:num>
-  <w:num w:numId="3" w16cid:durableId="126247614">
+  <w:num w:numId="5" w16cid:durableId="1694842516">
+    <w:abstractNumId w:val="3"/>
+  </w:num>
+  <w:num w:numId="6" w16cid:durableId="180516068">
+    <w:abstractNumId w:val="10"/>
+  </w:num>
+  <w:num w:numId="7" w16cid:durableId="1789006648">
+    <w:abstractNumId w:val="6"/>
+  </w:num>
+  <w:num w:numId="8" w16cid:durableId="1479767265">
     <w:abstractNumId w:val="0"/>
   </w:num>
-  <w:num w:numId="4" w16cid:durableId="786849434">
-    <w:abstractNumId w:val="3"/>
+  <w:num w:numId="9" w16cid:durableId="203252247">
+    <w:abstractNumId w:val="4"/>
+  </w:num>
+  <w:num w:numId="10" w16cid:durableId="798035484">
+    <w:abstractNumId w:val="5"/>
+  </w:num>
+  <w:num w:numId="11" w16cid:durableId="616641607">
+    <w:abstractNumId w:val="7"/>
+  </w:num>
+  <w:num w:numId="12" w16cid:durableId="1749301687">
+    <w:abstractNumId w:val="8"/>
   </w:num>
 </w:numbering>
 </file>
@@ -1600,7 +3711,6 @@
   <w:style w:type="character" w:default="1" w:styleId="a0">
     <w:name w:val="Default Paragraph Font"/>
     <w:uiPriority w:val="1"/>
-    <w:semiHidden/>
     <w:unhideWhenUsed/>
   </w:style>
   <w:style w:type="table" w:default="1" w:styleId="a1">

--- a/Project3/说明文档.docx
+++ b/Project3/说明文档.docx
@@ -4,12 +4,197 @@
   <w:body>
     <w:p>
       <w:pPr>
+        <w:jc w:val="center"/>
+      </w:pPr>
+      <w:r>
+        <w:rPr>
+          <w:rFonts w:hint="eastAsia"/>
+        </w:rPr>
+        <w:t xml:space="preserve">   </w:t>
+      </w:r>
+      <w:r>
+        <w:rPr>
+          <w:noProof/>
+        </w:rPr>
+        <w:drawing>
+          <wp:inline distT="0" distB="0" distL="0" distR="0" wp14:anchorId="35EA0603" wp14:editId="6DF576CE">
+            <wp:extent cx="3250194" cy="3765550"/>
+            <wp:effectExtent l="0" t="0" r="7620" b="6350"/>
+            <wp:docPr id="1231555210" name="图片 1"/>
+            <wp:cNvGraphicFramePr>
+              <a:graphicFrameLocks xmlns:a="http://schemas.openxmlformats.org/drawingml/2006/main" noChangeAspect="1"/>
+            </wp:cNvGraphicFramePr>
+            <a:graphic xmlns:a="http://schemas.openxmlformats.org/drawingml/2006/main">
+              <a:graphicData uri="http://schemas.openxmlformats.org/drawingml/2006/picture">
+                <pic:pic xmlns:pic="http://schemas.openxmlformats.org/drawingml/2006/picture">
+                  <pic:nvPicPr>
+                    <pic:cNvPr id="0" name="Picture 1"/>
+                    <pic:cNvPicPr>
+                      <a:picLocks noChangeAspect="1" noChangeArrowheads="1"/>
+                    </pic:cNvPicPr>
+                  </pic:nvPicPr>
+                  <pic:blipFill rotWithShape="1">
+                    <a:blip r:embed="rId8" cstate="print">
+                      <a:extLst>
+                        <a:ext uri="{28A0092B-C50C-407E-A947-70E740481C1C}">
+                          <a14:useLocalDpi xmlns:a14="http://schemas.microsoft.com/office/drawing/2010/main" val="0"/>
+                        </a:ext>
+                      </a:extLst>
+                    </a:blip>
+                    <a:srcRect l="12188" r="7816"/>
+                    <a:stretch/>
+                  </pic:blipFill>
+                  <pic:spPr bwMode="auto">
+                    <a:xfrm>
+                      <a:off x="0" y="0"/>
+                      <a:ext cx="3250518" cy="3765925"/>
+                    </a:xfrm>
+                    <a:prstGeom prst="rect">
+                      <a:avLst/>
+                    </a:prstGeom>
+                    <a:noFill/>
+                    <a:ln>
+                      <a:noFill/>
+                    </a:ln>
+                    <a:extLst>
+                      <a:ext uri="{53640926-AAD7-44D8-BBD7-CCE9431645EC}">
+                        <a14:shadowObscured xmlns:a14="http://schemas.microsoft.com/office/drawing/2010/main"/>
+                      </a:ext>
+                    </a:extLst>
+                  </pic:spPr>
+                </pic:pic>
+              </a:graphicData>
+            </a:graphic>
+          </wp:inline>
+        </w:drawing>
+      </w:r>
+    </w:p>
+    <w:p>
+      <w:pPr>
+        <w:jc w:val="center"/>
+        <w:rPr>
+          <w:b/>
+          <w:bCs/>
+          <w:sz w:val="56"/>
+          <w:szCs w:val="56"/>
+        </w:rPr>
+      </w:pPr>
+      <w:r>
+        <w:rPr>
+          <w:rFonts w:hint="eastAsia"/>
+          <w:b/>
+          <w:bCs/>
+          <w:sz w:val="56"/>
+          <w:szCs w:val="56"/>
+        </w:rPr>
+        <w:t>Project3</w:t>
+      </w:r>
+    </w:p>
+    <w:p>
+      <w:pPr>
+        <w:jc w:val="center"/>
+        <w:rPr>
+          <w:b/>
+          <w:bCs/>
+          <w:sz w:val="56"/>
+          <w:szCs w:val="56"/>
+        </w:rPr>
+      </w:pPr>
+      <w:r>
+        <w:rPr>
+          <w:rFonts w:hint="eastAsia"/>
+          <w:b/>
+          <w:bCs/>
+          <w:sz w:val="56"/>
+          <w:szCs w:val="56"/>
+        </w:rPr>
+        <w:t>说明文档</w:t>
+      </w:r>
+    </w:p>
+    <w:p>
+      <w:pPr>
+        <w:jc w:val="center"/>
+      </w:pPr>
+    </w:p>
+    <w:p>
+      <w:pPr>
+        <w:jc w:val="center"/>
+        <w:rPr>
+          <w:b/>
+          <w:bCs/>
+          <w:sz w:val="48"/>
+          <w:szCs w:val="48"/>
+        </w:rPr>
+      </w:pPr>
+    </w:p>
+    <w:p>
+      <w:pPr>
+        <w:jc w:val="center"/>
+        <w:rPr>
+          <w:b/>
+          <w:bCs/>
+          <w:sz w:val="48"/>
+          <w:szCs w:val="48"/>
+        </w:rPr>
+      </w:pPr>
+    </w:p>
+    <w:p>
+      <w:pPr>
+        <w:jc w:val="center"/>
+        <w:rPr>
+          <w:b/>
+          <w:bCs/>
+          <w:sz w:val="48"/>
+          <w:szCs w:val="48"/>
+        </w:rPr>
+      </w:pPr>
+    </w:p>
+    <w:p>
+      <w:pPr>
+        <w:jc w:val="center"/>
+        <w:rPr>
+          <w:sz w:val="44"/>
+          <w:szCs w:val="44"/>
+        </w:rPr>
+      </w:pPr>
+      <w:proofErr w:type="gramStart"/>
+      <w:r>
+        <w:rPr>
+          <w:rFonts w:hint="eastAsia"/>
+          <w:sz w:val="44"/>
+          <w:szCs w:val="44"/>
+        </w:rPr>
+        <w:t>郎泓森</w:t>
+      </w:r>
+      <w:proofErr w:type="gramEnd"/>
+    </w:p>
+    <w:p>
+      <w:pPr>
+        <w:jc w:val="center"/>
+        <w:rPr>
+          <w:sz w:val="44"/>
+          <w:szCs w:val="44"/>
+        </w:rPr>
+      </w:pPr>
+      <w:r>
+        <w:rPr>
+          <w:rFonts w:hint="eastAsia"/>
+          <w:sz w:val="44"/>
+          <w:szCs w:val="44"/>
+        </w:rPr>
+        <w:t>202200460010</w:t>
+      </w:r>
+    </w:p>
+    <w:p/>
+    <w:p>
+      <w:pPr>
         <w:pStyle w:val="1"/>
       </w:pPr>
       <w:r>
         <w:rPr>
           <w:rFonts w:hint="eastAsia"/>
         </w:rPr>
+        <w:lastRenderedPageBreak/>
         <w:t>代码解释</w:t>
       </w:r>
     </w:p>
@@ -104,7 +289,7 @@
                     <pic:cNvPicPr/>
                   </pic:nvPicPr>
                   <pic:blipFill>
-                    <a:blip r:embed="rId8"/>
+                    <a:blip r:embed="rId9"/>
                     <a:stretch>
                       <a:fillRect/>
                     </a:stretch>
@@ -186,11 +371,6 @@
       </w:r>
     </w:p>
     <w:p>
-      <w:pPr>
-        <w:rPr>
-          <w:rFonts w:hint="eastAsia"/>
-        </w:rPr>
-      </w:pPr>
       <w:r>
         <w:rPr>
           <w:noProof/>
@@ -211,7 +391,7 @@
                     <pic:cNvPicPr/>
                   </pic:nvPicPr>
                   <pic:blipFill>
-                    <a:blip r:embed="rId9"/>
+                    <a:blip r:embed="rId10"/>
                     <a:stretch>
                       <a:fillRect/>
                     </a:stretch>
@@ -338,7 +518,6 @@
         <w:rPr>
           <w:noProof/>
         </w:rPr>
-        <w:lastRenderedPageBreak/>
         <w:drawing>
           <wp:inline distT="0" distB="0" distL="0" distR="0" wp14:anchorId="6F20A24B" wp14:editId="4C246C05">
             <wp:extent cx="5274310" cy="1847850"/>
@@ -355,7 +534,7 @@
                     <pic:cNvPicPr/>
                   </pic:nvPicPr>
                   <pic:blipFill>
-                    <a:blip r:embed="rId10"/>
+                    <a:blip r:embed="rId11"/>
                     <a:stretch>
                       <a:fillRect/>
                     </a:stretch>
@@ -378,6 +557,7 @@
     </w:p>
     <w:p>
       <w:r>
+        <w:lastRenderedPageBreak/>
         <w:t>使用每轮</w:t>
       </w:r>
       <w:r>
@@ -475,7 +655,7 @@
                     <pic:cNvPicPr/>
                   </pic:nvPicPr>
                   <pic:blipFill rotWithShape="1">
-                    <a:blip r:embed="rId11"/>
+                    <a:blip r:embed="rId12"/>
                     <a:srcRect b="8794"/>
                     <a:stretch>
                       <a:fillRect/>
@@ -575,7 +755,7 @@
                     <pic:cNvPicPr/>
                   </pic:nvPicPr>
                   <pic:blipFill>
-                    <a:blip r:embed="rId12"/>
+                    <a:blip r:embed="rId13"/>
                     <a:stretch>
                       <a:fillRect/>
                     </a:stretch>
@@ -702,7 +882,6 @@
         <w:rPr>
           <w:noProof/>
         </w:rPr>
-        <w:lastRenderedPageBreak/>
         <w:drawing>
           <wp:inline distT="0" distB="0" distL="0" distR="0" wp14:anchorId="76AAFEA8" wp14:editId="2C01DA68">
             <wp:extent cx="5274310" cy="1113790"/>
@@ -719,7 +898,7 @@
                     <pic:cNvPicPr/>
                   </pic:nvPicPr>
                   <pic:blipFill>
-                    <a:blip r:embed="rId13"/>
+                    <a:blip r:embed="rId14"/>
                     <a:stretch>
                       <a:fillRect/>
                     </a:stretch>
@@ -821,6 +1000,7 @@
         <w:rPr>
           <w:noProof/>
         </w:rPr>
+        <w:lastRenderedPageBreak/>
         <w:drawing>
           <wp:inline distT="0" distB="0" distL="0" distR="0" wp14:anchorId="6D36A77F" wp14:editId="5B5BB65E">
             <wp:extent cx="5274310" cy="1522730"/>
@@ -837,7 +1017,7 @@
                     <pic:cNvPicPr/>
                   </pic:nvPicPr>
                   <pic:blipFill>
-                    <a:blip r:embed="rId14"/>
+                    <a:blip r:embed="rId15"/>
                     <a:stretch>
                       <a:fillRect/>
                     </a:stretch>
@@ -859,44 +1039,36 @@
       </w:r>
     </w:p>
     <w:p>
-      <w:pPr>
+      <w:r>
+        <w:t>私有输入的哈希必须等于公开声明的哈希值</w:t>
+      </w:r>
+      <w:r>
         <w:rPr>
           <w:rFonts w:hint="eastAsia"/>
         </w:rPr>
-      </w:pPr>
-      <w:r>
-        <w:t>私有输入的哈希必须等于公开声明的哈希值</w:t>
+        <w:t>，</w:t>
+      </w:r>
+      <w:r>
+        <w:t>通过</w:t>
+      </w:r>
+      <w:proofErr w:type="gramStart"/>
+      <w:r>
+        <w:t>零知识</w:t>
+      </w:r>
+      <w:proofErr w:type="gramEnd"/>
+      <w:r>
+        <w:t>证明实现：验证者知晓私有输入但无需泄露</w:t>
       </w:r>
       <w:r>
         <w:rPr>
           <w:rFonts w:hint="eastAsia"/>
         </w:rPr>
-        <w:t>，</w:t>
-      </w:r>
-      <w:r>
-        <w:t>通过</w:t>
-      </w:r>
-      <w:proofErr w:type="gramStart"/>
-      <w:r>
-        <w:t>零知识</w:t>
-      </w:r>
-      <w:proofErr w:type="gramEnd"/>
-      <w:r>
-        <w:t>证明实现：验证者知晓私有输入但无需泄露</w:t>
-      </w:r>
-      <w:r>
-        <w:rPr>
-          <w:rFonts w:hint="eastAsia"/>
-        </w:rPr>
         <w:t>。</w:t>
       </w:r>
     </w:p>
     <w:p>
       <w:pPr>
         <w:pStyle w:val="1"/>
-        <w:rPr>
-          <w:rFonts w:hint="eastAsia"/>
-        </w:rPr>
       </w:pPr>
       <w:r>
         <w:rPr>
@@ -967,7 +1139,7 @@
                     <pic:cNvPicPr/>
                   </pic:nvPicPr>
                   <pic:blipFill>
-                    <a:blip r:embed="rId15"/>
+                    <a:blip r:embed="rId16"/>
                     <a:stretch>
                       <a:fillRect/>
                     </a:stretch>
@@ -990,6 +1162,19 @@
     </w:p>
     <w:p>
       <w:pPr>
+        <w:rPr>
+          <w:rFonts w:hint="eastAsia"/>
+        </w:rPr>
+      </w:pPr>
+      <w:r>
+        <w:rPr>
+          <w:rFonts w:hint="eastAsia"/>
+        </w:rPr>
+        <w:t>可以看到，编译成功。</w:t>
+      </w:r>
+    </w:p>
+    <w:p>
+      <w:pPr>
         <w:pStyle w:val="2"/>
       </w:pPr>
       <w:r>
@@ -1015,7 +1200,6 @@
         <w:rPr>
           <w:noProof/>
         </w:rPr>
-        <w:lastRenderedPageBreak/>
         <w:drawing>
           <wp:inline distT="0" distB="0" distL="0" distR="0" wp14:anchorId="2E5A8220" wp14:editId="02767C1D">
             <wp:extent cx="5274310" cy="1515745"/>
@@ -1032,7 +1216,7 @@
                     <pic:cNvPicPr/>
                   </pic:nvPicPr>
                   <pic:blipFill>
-                    <a:blip r:embed="rId16"/>
+                    <a:blip r:embed="rId17"/>
                     <a:stretch>
                       <a:fillRect/>
                     </a:stretch>
@@ -1058,6 +1242,7 @@
         <w:rPr>
           <w:noProof/>
         </w:rPr>
+        <w:lastRenderedPageBreak/>
         <w:drawing>
           <wp:inline distT="0" distB="0" distL="0" distR="0" wp14:anchorId="449E03A2" wp14:editId="55547B95">
             <wp:extent cx="5274310" cy="2209800"/>
@@ -1074,7 +1259,7 @@
                     <pic:cNvPicPr/>
                   </pic:nvPicPr>
                   <pic:blipFill>
-                    <a:blip r:embed="rId17"/>
+                    <a:blip r:embed="rId18"/>
                     <a:stretch>
                       <a:fillRect/>
                     </a:stretch>
@@ -1116,7 +1301,7 @@
                     <pic:cNvPicPr/>
                   </pic:nvPicPr>
                   <pic:blipFill>
-                    <a:blip r:embed="rId18"/>
+                    <a:blip r:embed="rId19"/>
                     <a:stretch>
                       <a:fillRect/>
                     </a:stretch>
@@ -1167,7 +1352,6 @@
         <w:rPr>
           <w:noProof/>
         </w:rPr>
-        <w:lastRenderedPageBreak/>
         <w:drawing>
           <wp:inline distT="0" distB="0" distL="0" distR="0" wp14:anchorId="163AA689" wp14:editId="2A68F609">
             <wp:extent cx="5274310" cy="1054100"/>
@@ -1184,7 +1368,7 @@
                     <pic:cNvPicPr/>
                   </pic:nvPicPr>
                   <pic:blipFill>
-                    <a:blip r:embed="rId19"/>
+                    <a:blip r:embed="rId20"/>
                     <a:stretch>
                       <a:fillRect/>
                     </a:stretch>
@@ -1226,7 +1410,7 @@
                     <pic:cNvPicPr/>
                   </pic:nvPicPr>
                   <pic:blipFill>
-                    <a:blip r:embed="rId20"/>
+                    <a:blip r:embed="rId21"/>
                     <a:stretch>
                       <a:fillRect/>
                     </a:stretch>
@@ -1252,6 +1436,7 @@
         <w:rPr>
           <w:noProof/>
         </w:rPr>
+        <w:lastRenderedPageBreak/>
         <w:drawing>
           <wp:inline distT="0" distB="0" distL="0" distR="0" wp14:anchorId="46B68F63" wp14:editId="362C5C79">
             <wp:extent cx="5274310" cy="433705"/>
@@ -1268,7 +1453,7 @@
                     <pic:cNvPicPr/>
                   </pic:nvPicPr>
                   <pic:blipFill>
-                    <a:blip r:embed="rId21"/>
+                    <a:blip r:embed="rId22"/>
                     <a:stretch>
                       <a:fillRect/>
                     </a:stretch>
@@ -1321,7 +1506,7 @@
                     <pic:cNvPicPr/>
                   </pic:nvPicPr>
                   <pic:blipFill>
-                    <a:blip r:embed="rId22"/>
+                    <a:blip r:embed="rId23"/>
                     <a:stretch>
                       <a:fillRect/>
                     </a:stretch>
@@ -1354,25 +1539,6 @@
       </w:r>
     </w:p>
     <w:p>
-      <w:pPr>
-        <w:rPr>
-          <w:rFonts w:hint="eastAsia"/>
-        </w:rPr>
-      </w:pPr>
-      <w:r>
-        <w:rPr>
-          <w:rFonts w:hint="eastAsia"/>
-        </w:rPr>
-        <w:t>生成及</w:t>
-      </w:r>
-      <w:r>
-        <w:rPr>
-          <w:rFonts w:hint="eastAsia"/>
-        </w:rPr>
-        <w:t>验证证明成功。</w:t>
-      </w:r>
-    </w:p>
-    <w:p>
       <w:r>
         <w:rPr>
           <w:noProof/>
@@ -1393,7 +1559,7 @@
                     <pic:cNvPicPr/>
                   </pic:nvPicPr>
                   <pic:blipFill>
-                    <a:blip r:embed="rId23"/>
+                    <a:blip r:embed="rId24"/>
                     <a:stretch>
                       <a:fillRect/>
                     </a:stretch>
@@ -1414,8 +1580,23 @@
         </w:drawing>
       </w:r>
     </w:p>
+    <w:p>
+      <w:r>
+        <w:rPr>
+          <w:rFonts w:hint="eastAsia"/>
+        </w:rPr>
+        <w:t>生成及验证证明成功。</w:t>
+      </w:r>
+    </w:p>
+    <w:p>
+      <w:pPr>
+        <w:rPr>
+          <w:rFonts w:hint="eastAsia"/>
+        </w:rPr>
+      </w:pPr>
+    </w:p>
     <w:sectPr>
-      <w:footerReference w:type="default" r:id="rId24"/>
+      <w:footerReference w:type="default" r:id="rId25"/>
       <w:pgSz w:w="11906" w:h="16838"/>
       <w:pgMar w:top="1440" w:right="1800" w:bottom="1440" w:left="1800" w:header="851" w:footer="992" w:gutter="0"/>
       <w:cols w:space="425"/>
@@ -3711,6 +3892,7 @@
   <w:style w:type="character" w:default="1" w:styleId="a0">
     <w:name w:val="Default Paragraph Font"/>
     <w:uiPriority w:val="1"/>
+    <w:semiHidden/>
     <w:unhideWhenUsed/>
   </w:style>
   <w:style w:type="table" w:default="1" w:styleId="a1">

--- a/Project3/说明文档.docx
+++ b/Project3/说明文档.docx
@@ -1074,6 +1074,1314 @@
         <w:rPr>
           <w:rFonts w:hint="eastAsia"/>
         </w:rPr>
+        <w:t>算法数学推导</w:t>
+      </w:r>
+    </w:p>
+    <w:p>
+      <w:pPr>
+        <w:pStyle w:val="2"/>
+      </w:pPr>
+      <w:r>
+        <w:rPr>
+          <w:rFonts w:hint="eastAsia"/>
+        </w:rPr>
+        <w:t>S</w:t>
+      </w:r>
+      <w:r>
+        <w:rPr>
+          <w:rFonts w:hint="eastAsia"/>
+        </w:rPr>
+        <w:t>盒的数学表示</w:t>
+      </w:r>
+    </w:p>
+    <w:p>
+      <w:r>
+        <w:rPr>
+          <w:rFonts w:hint="eastAsia"/>
+        </w:rPr>
+        <w:t>S</w:t>
+      </w:r>
+      <w:proofErr w:type="gramStart"/>
+      <w:r>
+        <w:rPr>
+          <w:rFonts w:hint="eastAsia"/>
+        </w:rPr>
+        <w:t>盒对输入</w:t>
+      </w:r>
+      <w:proofErr w:type="gramEnd"/>
+      <m:oMath>
+        <m:r>
+          <w:rPr>
+            <w:rFonts w:ascii="Cambria Math" w:hAnsi="Cambria Math"/>
+          </w:rPr>
+          <m:t>inp</m:t>
+        </m:r>
+      </m:oMath>
+      <w:r>
+        <w:rPr>
+          <w:rFonts w:hint="eastAsia"/>
+        </w:rPr>
+        <w:t>进行五次</w:t>
+      </w:r>
+      <w:proofErr w:type="gramStart"/>
+      <w:r>
+        <w:rPr>
+          <w:rFonts w:hint="eastAsia"/>
+        </w:rPr>
+        <w:t>幂</w:t>
+      </w:r>
+      <w:proofErr w:type="gramEnd"/>
+      <w:r>
+        <w:rPr>
+          <w:rFonts w:hint="eastAsia"/>
+        </w:rPr>
+        <w:t>运算：</w:t>
+      </w:r>
+      <m:oMath>
+        <m:r>
+          <w:rPr>
+            <w:rFonts w:ascii="Cambria Math" w:hAnsi="Cambria Math"/>
+          </w:rPr>
+          <m:t>S</m:t>
+        </m:r>
+        <m:d>
+          <m:dPr>
+            <m:ctrlPr>
+              <w:rPr>
+                <w:rFonts w:ascii="Cambria Math" w:hAnsi="Cambria Math"/>
+                <w:i/>
+              </w:rPr>
+            </m:ctrlPr>
+          </m:dPr>
+          <m:e>
+            <m:r>
+              <w:rPr>
+                <w:rFonts w:ascii="Cambria Math" w:hAnsi="Cambria Math"/>
+              </w:rPr>
+              <m:t>x</m:t>
+            </m:r>
+          </m:e>
+        </m:d>
+        <m:r>
+          <w:rPr>
+            <w:rFonts w:ascii="Cambria Math" w:hAnsi="Cambria Math"/>
+          </w:rPr>
+          <m:t>=</m:t>
+        </m:r>
+        <m:sSup>
+          <m:sSupPr>
+            <m:ctrlPr>
+              <w:rPr>
+                <w:rFonts w:ascii="Cambria Math" w:hAnsi="Cambria Math"/>
+                <w:i/>
+              </w:rPr>
+            </m:ctrlPr>
+          </m:sSupPr>
+          <m:e>
+            <m:r>
+              <w:rPr>
+                <w:rFonts w:ascii="Cambria Math" w:hAnsi="Cambria Math"/>
+              </w:rPr>
+              <m:t>x</m:t>
+            </m:r>
+          </m:e>
+          <m:sup>
+            <m:r>
+              <w:rPr>
+                <w:rFonts w:ascii="Cambria Math" w:hAnsi="Cambria Math"/>
+              </w:rPr>
+              <m:t>5</m:t>
+            </m:r>
+          </m:sup>
+        </m:sSup>
+      </m:oMath>
+    </w:p>
+    <w:p>
+      <w:r>
+        <w:rPr>
+          <w:rFonts w:hint="eastAsia"/>
+        </w:rPr>
+        <w:t>计算</w:t>
+      </w:r>
+      <m:oMath>
+        <m:r>
+          <w:rPr>
+            <w:rFonts w:ascii="Cambria Math" w:hAnsi="Cambria Math"/>
+          </w:rPr>
+          <m:t>x2=x*x</m:t>
+        </m:r>
+      </m:oMath>
+    </w:p>
+    <w:p>
+      <w:r>
+        <w:rPr>
+          <w:rFonts w:hint="eastAsia"/>
+        </w:rPr>
+        <w:t>计算</w:t>
+      </w:r>
+      <m:oMath>
+        <m:r>
+          <w:rPr>
+            <w:rFonts w:ascii="Cambria Math" w:hAnsi="Cambria Math"/>
+          </w:rPr>
+          <m:t>x4=x2*x2</m:t>
+        </m:r>
+      </m:oMath>
+    </w:p>
+    <w:p>
+      <w:r>
+        <w:rPr>
+          <w:rFonts w:hint="eastAsia"/>
+        </w:rPr>
+        <w:t>输出</w:t>
+      </w:r>
+      <m:oMath>
+        <m:r>
+          <w:rPr>
+            <w:rFonts w:ascii="Cambria Math" w:hAnsi="Cambria Math"/>
+          </w:rPr>
+          <m:t>out=x*x4=x^5</m:t>
+        </m:r>
+      </m:oMath>
+    </w:p>
+    <w:p>
+      <w:r>
+        <w:rPr>
+          <w:rFonts w:hint="eastAsia"/>
+        </w:rPr>
+        <w:t>S</w:t>
+      </w:r>
+      <w:proofErr w:type="gramStart"/>
+      <w:r>
+        <w:rPr>
+          <w:rFonts w:hint="eastAsia"/>
+        </w:rPr>
+        <w:t>盒负责</w:t>
+      </w:r>
+      <w:proofErr w:type="gramEnd"/>
+      <w:r>
+        <w:rPr>
+          <w:rFonts w:hint="eastAsia"/>
+        </w:rPr>
+        <w:t>提供非线性变换，增强算法的抗密码分析能力</w:t>
+      </w:r>
+    </w:p>
+    <w:p>
+      <w:pPr>
+        <w:pStyle w:val="2"/>
+      </w:pPr>
+      <w:r>
+        <w:rPr>
+          <w:rFonts w:hint="eastAsia"/>
+        </w:rPr>
+        <w:t>线性层进行线性变换</w:t>
+      </w:r>
+    </w:p>
+    <w:p>
+      <m:oMathPara>
+        <m:oMath>
+          <m:d>
+            <m:dPr>
+              <m:begChr m:val="["/>
+              <m:endChr m:val="]"/>
+              <m:ctrlPr>
+                <w:rPr>
+                  <w:rFonts w:ascii="Cambria Math" w:hAnsi="Cambria Math"/>
+                  <w:i/>
+                </w:rPr>
+              </m:ctrlPr>
+            </m:dPr>
+            <m:e>
+              <m:m>
+                <m:mPr>
+                  <m:mcs>
+                    <m:mc>
+                      <m:mcPr>
+                        <m:count m:val="1"/>
+                        <m:mcJc m:val="center"/>
+                      </m:mcPr>
+                    </m:mc>
+                  </m:mcs>
+                  <m:ctrlPr>
+                    <w:rPr>
+                      <w:rFonts w:ascii="Cambria Math" w:hAnsi="Cambria Math"/>
+                      <w:i/>
+                    </w:rPr>
+                  </m:ctrlPr>
+                </m:mPr>
+                <m:mr>
+                  <m:e>
+                    <m:sSub>
+                      <m:sSubPr>
+                        <m:ctrlPr>
+                          <w:rPr>
+                            <w:rFonts w:ascii="Cambria Math" w:hAnsi="Cambria Math"/>
+                            <w:i/>
+                          </w:rPr>
+                        </m:ctrlPr>
+                      </m:sSubPr>
+                      <m:e>
+                        <m:r>
+                          <w:rPr>
+                            <w:rFonts w:ascii="Cambria Math" w:hAnsi="Cambria Math"/>
+                          </w:rPr>
+                          <m:t>y</m:t>
+                        </m:r>
+                      </m:e>
+                      <m:sub>
+                        <m:r>
+                          <w:rPr>
+                            <w:rFonts w:ascii="Cambria Math" w:hAnsi="Cambria Math"/>
+                          </w:rPr>
+                          <m:t>0</m:t>
+                        </m:r>
+                      </m:sub>
+                    </m:sSub>
+                  </m:e>
+                </m:mr>
+                <m:mr>
+                  <m:e>
+                    <m:sSub>
+                      <m:sSubPr>
+                        <m:ctrlPr>
+                          <w:rPr>
+                            <w:rFonts w:ascii="Cambria Math" w:hAnsi="Cambria Math"/>
+                            <w:i/>
+                          </w:rPr>
+                        </m:ctrlPr>
+                      </m:sSubPr>
+                      <m:e>
+                        <m:r>
+                          <w:rPr>
+                            <w:rFonts w:ascii="Cambria Math" w:hAnsi="Cambria Math"/>
+                          </w:rPr>
+                          <m:t>y</m:t>
+                        </m:r>
+                      </m:e>
+                      <m:sub>
+                        <m:r>
+                          <w:rPr>
+                            <w:rFonts w:ascii="Cambria Math" w:hAnsi="Cambria Math"/>
+                          </w:rPr>
+                          <m:t>1</m:t>
+                        </m:r>
+                      </m:sub>
+                    </m:sSub>
+                    <m:ctrlPr>
+                      <w:rPr>
+                        <w:rFonts w:ascii="Cambria Math" w:eastAsia="Cambria Math" w:hAnsi="Cambria Math" w:cs="Cambria Math"/>
+                        <w:i/>
+                      </w:rPr>
+                    </m:ctrlPr>
+                  </m:e>
+                </m:mr>
+                <m:mr>
+                  <m:e>
+                    <m:sSub>
+                      <m:sSubPr>
+                        <m:ctrlPr>
+                          <w:rPr>
+                            <w:rFonts w:ascii="Cambria Math" w:eastAsiaTheme="minorEastAsia" w:hAnsi="Cambria Math" w:cs="Cambria Math"/>
+                            <w:i/>
+                          </w:rPr>
+                        </m:ctrlPr>
+                      </m:sSubPr>
+                      <m:e>
+                        <m:r>
+                          <w:rPr>
+                            <w:rFonts w:ascii="Cambria Math" w:eastAsia="Cambria Math" w:hAnsi="Cambria Math" w:cs="Cambria Math"/>
+                          </w:rPr>
+                          <m:t>y</m:t>
+                        </m:r>
+                        <m:ctrlPr>
+                          <w:rPr>
+                            <w:rFonts w:ascii="Cambria Math" w:eastAsia="Cambria Math" w:hAnsi="Cambria Math" w:cs="Cambria Math"/>
+                            <w:i/>
+                          </w:rPr>
+                        </m:ctrlPr>
+                      </m:e>
+                      <m:sub>
+                        <m:r>
+                          <w:rPr>
+                            <w:rFonts w:ascii="Cambria Math" w:eastAsiaTheme="minorEastAsia" w:hAnsi="Cambria Math" w:cs="Cambria Math"/>
+                          </w:rPr>
+                          <m:t>2</m:t>
+                        </m:r>
+                      </m:sub>
+                    </m:sSub>
+                  </m:e>
+                </m:mr>
+              </m:m>
+            </m:e>
+          </m:d>
+          <m:r>
+            <w:rPr>
+              <w:rFonts w:ascii="Cambria Math" w:hAnsi="Cambria Math"/>
+            </w:rPr>
+            <m:t>=</m:t>
+          </m:r>
+          <m:d>
+            <m:dPr>
+              <m:begChr m:val="["/>
+              <m:endChr m:val="]"/>
+              <m:ctrlPr>
+                <w:rPr>
+                  <w:rFonts w:ascii="Cambria Math" w:hAnsi="Cambria Math"/>
+                  <w:i/>
+                </w:rPr>
+              </m:ctrlPr>
+            </m:dPr>
+            <m:e>
+              <m:m>
+                <m:mPr>
+                  <m:mcs>
+                    <m:mc>
+                      <m:mcPr>
+                        <m:count m:val="3"/>
+                        <m:mcJc m:val="center"/>
+                      </m:mcPr>
+                    </m:mc>
+                  </m:mcs>
+                  <m:ctrlPr>
+                    <w:rPr>
+                      <w:rFonts w:ascii="Cambria Math" w:hAnsi="Cambria Math"/>
+                      <w:i/>
+                    </w:rPr>
+                  </m:ctrlPr>
+                </m:mPr>
+                <m:mr>
+                  <m:e>
+                    <m:r>
+                      <w:rPr>
+                        <w:rFonts w:ascii="Cambria Math" w:hAnsi="Cambria Math"/>
+                      </w:rPr>
+                      <m:t>2</m:t>
+                    </m:r>
+                  </m:e>
+                  <m:e>
+                    <m:r>
+                      <w:rPr>
+                        <w:rFonts w:ascii="Cambria Math" w:hAnsi="Cambria Math"/>
+                      </w:rPr>
+                      <m:t>1</m:t>
+                    </m:r>
+                  </m:e>
+                  <m:e>
+                    <m:r>
+                      <w:rPr>
+                        <w:rFonts w:ascii="Cambria Math" w:hAnsi="Cambria Math"/>
+                      </w:rPr>
+                      <m:t>1</m:t>
+                    </m:r>
+                    <m:ctrlPr>
+                      <w:rPr>
+                        <w:rFonts w:ascii="Cambria Math" w:eastAsia="Cambria Math" w:hAnsi="Cambria Math" w:cs="Cambria Math"/>
+                        <w:i/>
+                      </w:rPr>
+                    </m:ctrlPr>
+                  </m:e>
+                </m:mr>
+                <m:mr>
+                  <m:e>
+                    <m:r>
+                      <w:rPr>
+                        <w:rFonts w:ascii="Cambria Math" w:eastAsia="Cambria Math" w:hAnsi="Cambria Math" w:cs="Cambria Math"/>
+                      </w:rPr>
+                      <m:t>1</m:t>
+                    </m:r>
+                  </m:e>
+                  <m:e>
+                    <m:r>
+                      <w:rPr>
+                        <w:rFonts w:ascii="Cambria Math" w:hAnsi="Cambria Math"/>
+                      </w:rPr>
+                      <m:t>2</m:t>
+                    </m:r>
+                    <m:ctrlPr>
+                      <w:rPr>
+                        <w:rFonts w:ascii="Cambria Math" w:eastAsia="Cambria Math" w:hAnsi="Cambria Math" w:cs="Cambria Math"/>
+                        <w:i/>
+                      </w:rPr>
+                    </m:ctrlPr>
+                  </m:e>
+                  <m:e>
+                    <m:r>
+                      <w:rPr>
+                        <w:rFonts w:ascii="Cambria Math" w:eastAsia="Cambria Math" w:hAnsi="Cambria Math" w:cs="Cambria Math"/>
+                      </w:rPr>
+                      <m:t>1</m:t>
+                    </m:r>
+                    <m:ctrlPr>
+                      <w:rPr>
+                        <w:rFonts w:ascii="Cambria Math" w:eastAsia="Cambria Math" w:hAnsi="Cambria Math" w:cs="Cambria Math"/>
+                        <w:i/>
+                      </w:rPr>
+                    </m:ctrlPr>
+                  </m:e>
+                </m:mr>
+                <m:mr>
+                  <m:e>
+                    <m:r>
+                      <w:rPr>
+                        <w:rFonts w:ascii="Cambria Math" w:eastAsia="Cambria Math" w:hAnsi="Cambria Math" w:cs="Cambria Math"/>
+                      </w:rPr>
+                      <m:t>1</m:t>
+                    </m:r>
+                    <m:ctrlPr>
+                      <w:rPr>
+                        <w:rFonts w:ascii="Cambria Math" w:eastAsia="Cambria Math" w:hAnsi="Cambria Math" w:cs="Cambria Math"/>
+                        <w:i/>
+                      </w:rPr>
+                    </m:ctrlPr>
+                  </m:e>
+                  <m:e>
+                    <m:r>
+                      <w:rPr>
+                        <w:rFonts w:ascii="Cambria Math" w:eastAsia="Cambria Math" w:hAnsi="Cambria Math" w:cs="Cambria Math"/>
+                      </w:rPr>
+                      <m:t>1</m:t>
+                    </m:r>
+                    <m:ctrlPr>
+                      <w:rPr>
+                        <w:rFonts w:ascii="Cambria Math" w:eastAsia="Cambria Math" w:hAnsi="Cambria Math" w:cs="Cambria Math"/>
+                        <w:i/>
+                      </w:rPr>
+                    </m:ctrlPr>
+                  </m:e>
+                  <m:e>
+                    <m:r>
+                      <w:rPr>
+                        <w:rFonts w:ascii="Cambria Math" w:eastAsia="Cambria Math" w:hAnsi="Cambria Math" w:cs="Cambria Math"/>
+                      </w:rPr>
+                      <m:t>2</m:t>
+                    </m:r>
+                  </m:e>
+                </m:mr>
+              </m:m>
+            </m:e>
+          </m:d>
+          <m:d>
+            <m:dPr>
+              <m:begChr m:val="["/>
+              <m:endChr m:val="]"/>
+              <m:ctrlPr>
+                <w:rPr>
+                  <w:rFonts w:ascii="Cambria Math" w:hAnsi="Cambria Math"/>
+                  <w:i/>
+                </w:rPr>
+              </m:ctrlPr>
+            </m:dPr>
+            <m:e>
+              <m:m>
+                <m:mPr>
+                  <m:mcs>
+                    <m:mc>
+                      <m:mcPr>
+                        <m:count m:val="1"/>
+                        <m:mcJc m:val="center"/>
+                      </m:mcPr>
+                    </m:mc>
+                  </m:mcs>
+                  <m:ctrlPr>
+                    <w:rPr>
+                      <w:rFonts w:ascii="Cambria Math" w:hAnsi="Cambria Math"/>
+                      <w:i/>
+                    </w:rPr>
+                  </m:ctrlPr>
+                </m:mPr>
+                <m:mr>
+                  <m:e>
+                    <m:sSub>
+                      <m:sSubPr>
+                        <m:ctrlPr>
+                          <w:rPr>
+                            <w:rFonts w:ascii="Cambria Math" w:hAnsi="Cambria Math"/>
+                            <w:i/>
+                          </w:rPr>
+                        </m:ctrlPr>
+                      </m:sSubPr>
+                      <m:e>
+                        <m:r>
+                          <w:rPr>
+                            <w:rFonts w:ascii="Cambria Math" w:hAnsi="Cambria Math"/>
+                          </w:rPr>
+                          <m:t>x</m:t>
+                        </m:r>
+                      </m:e>
+                      <m:sub>
+                        <m:r>
+                          <w:rPr>
+                            <w:rFonts w:ascii="Cambria Math" w:hAnsi="Cambria Math"/>
+                          </w:rPr>
+                          <m:t>0</m:t>
+                        </m:r>
+                      </m:sub>
+                    </m:sSub>
+                  </m:e>
+                </m:mr>
+                <m:mr>
+                  <m:e>
+                    <m:sSub>
+                      <m:sSubPr>
+                        <m:ctrlPr>
+                          <w:rPr>
+                            <w:rFonts w:ascii="Cambria Math" w:hAnsi="Cambria Math"/>
+                            <w:i/>
+                          </w:rPr>
+                        </m:ctrlPr>
+                      </m:sSubPr>
+                      <m:e>
+                        <m:r>
+                          <w:rPr>
+                            <w:rFonts w:ascii="Cambria Math" w:hAnsi="Cambria Math"/>
+                          </w:rPr>
+                          <m:t>x</m:t>
+                        </m:r>
+                      </m:e>
+                      <m:sub>
+                        <m:r>
+                          <w:rPr>
+                            <w:rFonts w:ascii="Cambria Math" w:hAnsi="Cambria Math"/>
+                          </w:rPr>
+                          <m:t>1</m:t>
+                        </m:r>
+                      </m:sub>
+                    </m:sSub>
+                    <m:ctrlPr>
+                      <w:rPr>
+                        <w:rFonts w:ascii="Cambria Math" w:eastAsia="Cambria Math" w:hAnsi="Cambria Math" w:cs="Cambria Math"/>
+                        <w:i/>
+                      </w:rPr>
+                    </m:ctrlPr>
+                  </m:e>
+                </m:mr>
+                <m:mr>
+                  <m:e>
+                    <m:sSub>
+                      <m:sSubPr>
+                        <m:ctrlPr>
+                          <w:rPr>
+                            <w:rFonts w:ascii="Cambria Math" w:eastAsiaTheme="minorEastAsia" w:hAnsi="Cambria Math" w:cs="Cambria Math"/>
+                            <w:i/>
+                          </w:rPr>
+                        </m:ctrlPr>
+                      </m:sSubPr>
+                      <m:e>
+                        <m:r>
+                          <w:rPr>
+                            <w:rFonts w:ascii="Cambria Math" w:eastAsia="Cambria Math" w:hAnsi="Cambria Math" w:cs="Cambria Math"/>
+                          </w:rPr>
+                          <m:t>x</m:t>
+                        </m:r>
+                        <m:ctrlPr>
+                          <w:rPr>
+                            <w:rFonts w:ascii="Cambria Math" w:eastAsia="Cambria Math" w:hAnsi="Cambria Math" w:cs="Cambria Math"/>
+                            <w:i/>
+                          </w:rPr>
+                        </m:ctrlPr>
+                      </m:e>
+                      <m:sub>
+                        <m:r>
+                          <w:rPr>
+                            <w:rFonts w:ascii="Cambria Math" w:eastAsiaTheme="minorEastAsia" w:hAnsi="Cambria Math" w:cs="Cambria Math"/>
+                          </w:rPr>
+                          <m:t>2</m:t>
+                        </m:r>
+                      </m:sub>
+                    </m:sSub>
+                  </m:e>
+                </m:mr>
+              </m:m>
+            </m:e>
+          </m:d>
+        </m:oMath>
+      </m:oMathPara>
+    </w:p>
+    <w:p>
+      <w:r>
+        <w:rPr>
+          <w:rFonts w:hint="eastAsia"/>
+        </w:rPr>
+        <w:t>通过线性组合扩散输入差异，实现状态混淆</w:t>
+      </w:r>
+    </w:p>
+    <w:p>
+      <w:pPr>
+        <w:pStyle w:val="2"/>
+      </w:pPr>
+      <w:r>
+        <w:rPr>
+          <w:rFonts w:hint="eastAsia"/>
+        </w:rPr>
+        <w:t>轮函数的结构</w:t>
+      </w:r>
+    </w:p>
+    <w:p>
+      <w:r>
+        <w:rPr>
+          <w:rFonts w:hint="eastAsia"/>
+        </w:rPr>
+        <w:t>内部轮对第一个元素施加</w:t>
+      </w:r>
+      <w:r>
+        <w:rPr>
+          <w:rFonts w:hint="eastAsia"/>
+        </w:rPr>
+        <w:t>S</w:t>
+      </w:r>
+      <w:r>
+        <w:rPr>
+          <w:rFonts w:hint="eastAsia"/>
+        </w:rPr>
+        <w:t>盒</w:t>
+      </w:r>
+      <w:proofErr w:type="gramStart"/>
+      <w:r>
+        <w:rPr>
+          <w:rFonts w:hint="eastAsia"/>
+        </w:rPr>
+        <w:t>并加轮常数</w:t>
+      </w:r>
+      <w:proofErr w:type="gramEnd"/>
+    </w:p>
+    <w:p>
+      <m:oMathPara>
+        <m:oMath>
+          <m:r>
+            <w:rPr>
+              <w:rFonts w:ascii="Cambria Math" w:hAnsi="Cambria Math"/>
+            </w:rPr>
+            <m:t>sb.inp=</m:t>
+          </m:r>
+          <m:sSub>
+            <m:sSubPr>
+              <m:ctrlPr>
+                <w:rPr>
+                  <w:rFonts w:ascii="Cambria Math" w:hAnsi="Cambria Math"/>
+                  <w:i/>
+                </w:rPr>
+              </m:ctrlPr>
+            </m:sSubPr>
+            <m:e>
+              <m:r>
+                <w:rPr>
+                  <w:rFonts w:ascii="Cambria Math" w:hAnsi="Cambria Math"/>
+                </w:rPr>
+                <m:t>x</m:t>
+              </m:r>
+            </m:e>
+            <m:sub>
+              <m:r>
+                <w:rPr>
+                  <w:rFonts w:ascii="Cambria Math" w:hAnsi="Cambria Math"/>
+                </w:rPr>
+                <m:t>0</m:t>
+              </m:r>
+            </m:sub>
+          </m:sSub>
+          <m:r>
+            <w:rPr>
+              <w:rFonts w:ascii="Cambria Math" w:hAnsi="Cambria Math"/>
+            </w:rPr>
+            <m:t>+round_consts[i]</m:t>
+          </m:r>
+        </m:oMath>
+      </m:oMathPara>
+    </w:p>
+    <w:p>
+      <w:r>
+        <w:rPr>
+          <w:rFonts w:hint="eastAsia"/>
+        </w:rPr>
+        <w:t>外部轮对每个元素独立施加</w:t>
+      </w:r>
+      <w:r>
+        <w:rPr>
+          <w:rFonts w:hint="eastAsia"/>
+        </w:rPr>
+        <w:t>S</w:t>
+      </w:r>
+      <w:r>
+        <w:rPr>
+          <w:rFonts w:hint="eastAsia"/>
+        </w:rPr>
+        <w:t>盒</w:t>
+      </w:r>
+      <w:proofErr w:type="gramStart"/>
+      <w:r>
+        <w:rPr>
+          <w:rFonts w:hint="eastAsia"/>
+        </w:rPr>
+        <w:t>并加轮常数</w:t>
+      </w:r>
+      <w:proofErr w:type="gramEnd"/>
+    </w:p>
+    <w:p>
+      <m:oMathPara>
+        <m:oMath>
+          <m:r>
+            <w:rPr>
+              <w:rFonts w:ascii="Cambria Math" w:hAnsi="Cambria Math"/>
+            </w:rPr>
+            <m:t>sb</m:t>
+          </m:r>
+          <m:d>
+            <m:dPr>
+              <m:begChr m:val="["/>
+              <m:endChr m:val="]"/>
+              <m:ctrlPr>
+                <w:rPr>
+                  <w:rFonts w:ascii="Cambria Math" w:hAnsi="Cambria Math"/>
+                  <w:i/>
+                </w:rPr>
+              </m:ctrlPr>
+            </m:dPr>
+            <m:e>
+              <m:r>
+                <w:rPr>
+                  <w:rFonts w:ascii="Cambria Math" w:hAnsi="Cambria Math"/>
+                </w:rPr>
+                <m:t>j</m:t>
+              </m:r>
+            </m:e>
+          </m:d>
+          <m:r>
+            <w:rPr>
+              <w:rFonts w:ascii="Cambria Math" w:hAnsi="Cambria Math"/>
+            </w:rPr>
+            <m:t>.inp=</m:t>
+          </m:r>
+          <m:sSub>
+            <m:sSubPr>
+              <m:ctrlPr>
+                <w:rPr>
+                  <w:rFonts w:ascii="Cambria Math" w:hAnsi="Cambria Math"/>
+                  <w:i/>
+                </w:rPr>
+              </m:ctrlPr>
+            </m:sSubPr>
+            <m:e>
+              <m:r>
+                <w:rPr>
+                  <w:rFonts w:ascii="Cambria Math" w:hAnsi="Cambria Math"/>
+                </w:rPr>
+                <m:t>x</m:t>
+              </m:r>
+            </m:e>
+            <m:sub>
+              <m:r>
+                <w:rPr>
+                  <w:rFonts w:ascii="Cambria Math" w:hAnsi="Cambria Math"/>
+                </w:rPr>
+                <m:t>j</m:t>
+              </m:r>
+            </m:sub>
+          </m:sSub>
+          <m:r>
+            <w:rPr>
+              <w:rFonts w:ascii="Cambria Math" w:hAnsi="Cambria Math"/>
+            </w:rPr>
+            <m:t>+round_consts[i][j](j=0,1,2)</m:t>
+          </m:r>
+        </m:oMath>
+      </m:oMathPara>
+    </w:p>
+    <w:p>
+      <w:pPr>
+        <w:pStyle w:val="2"/>
+      </w:pPr>
+      <w:r>
+        <w:rPr>
+          <w:rFonts w:hint="eastAsia"/>
+        </w:rPr>
+        <w:t>置换函数的完整流程</w:t>
+      </w:r>
+    </w:p>
+    <w:p>
+      <w:r>
+        <w:rPr>
+          <w:rFonts w:hint="eastAsia"/>
+        </w:rPr>
+        <w:t>置换由</w:t>
+      </w:r>
+      <w:r>
+        <w:rPr>
+          <w:rFonts w:hint="eastAsia"/>
+        </w:rPr>
+        <w:t>64</w:t>
+      </w:r>
+      <w:r>
+        <w:rPr>
+          <w:rFonts w:hint="eastAsia"/>
+        </w:rPr>
+        <w:t>轮操作组成，分层结构如下</w:t>
+      </w:r>
+    </w:p>
+    <w:p>
+      <w:r>
+        <w:rPr>
+          <w:rFonts w:hint="eastAsia"/>
+        </w:rPr>
+        <w:t>初始线性层</w:t>
+      </w:r>
+    </w:p>
+    <w:p>
+      <m:oMathPara>
+        <m:oMath>
+          <m:sSup>
+            <m:sSupPr>
+              <m:ctrlPr>
+                <w:rPr>
+                  <w:rFonts w:ascii="Cambria Math" w:hAnsi="Cambria Math"/>
+                  <w:i/>
+                </w:rPr>
+              </m:ctrlPr>
+            </m:sSupPr>
+            <m:e>
+              <m:r>
+                <w:rPr>
+                  <w:rFonts w:ascii="Cambria Math" w:hAnsi="Cambria Math"/>
+                </w:rPr>
+                <m:t>a</m:t>
+              </m:r>
+            </m:e>
+            <m:sup>
+              <m:r>
+                <w:rPr>
+                  <w:rFonts w:ascii="Cambria Math" w:hAnsi="Cambria Math"/>
+                </w:rPr>
+                <m:t>0</m:t>
+              </m:r>
+            </m:sup>
+          </m:sSup>
+          <m:r>
+            <w:rPr>
+              <w:rFonts w:ascii="Cambria Math" w:hAnsi="Cambria Math"/>
+            </w:rPr>
+            <m:t>=M∙x</m:t>
+          </m:r>
+        </m:oMath>
+      </m:oMathPara>
+    </w:p>
+    <w:p>
+      <w:r>
+        <w:rPr>
+          <w:rFonts w:hint="eastAsia"/>
+        </w:rPr>
+        <w:t>4</w:t>
+      </w:r>
+      <w:r>
+        <w:rPr>
+          <w:rFonts w:hint="eastAsia"/>
+        </w:rPr>
+        <w:t>轮外部轮</w:t>
+      </w:r>
+    </w:p>
+    <w:p>
+      <m:oMathPara>
+        <m:oMath>
+          <m:sSup>
+            <m:sSupPr>
+              <m:ctrlPr>
+                <w:rPr>
+                  <w:rFonts w:ascii="Cambria Math" w:hAnsi="Cambria Math"/>
+                  <w:i/>
+                </w:rPr>
+              </m:ctrlPr>
+            </m:sSupPr>
+            <m:e>
+              <m:r>
+                <w:rPr>
+                  <w:rFonts w:ascii="Cambria Math" w:hAnsi="Cambria Math"/>
+                </w:rPr>
+                <m:t>a</m:t>
+              </m:r>
+            </m:e>
+            <m:sup>
+              <m:r>
+                <w:rPr>
+                  <w:rFonts w:ascii="Cambria Math" w:hAnsi="Cambria Math"/>
+                </w:rPr>
+                <m:t>k+1</m:t>
+              </m:r>
+            </m:sup>
+          </m:sSup>
+          <m:r>
+            <w:rPr>
+              <w:rFonts w:ascii="Cambria Math" w:hAnsi="Cambria Math"/>
+            </w:rPr>
+            <m:t>=ExternalRoun</m:t>
+          </m:r>
+          <m:sSub>
+            <m:sSubPr>
+              <m:ctrlPr>
+                <w:rPr>
+                  <w:rFonts w:ascii="Cambria Math" w:hAnsi="Cambria Math"/>
+                  <w:i/>
+                </w:rPr>
+              </m:ctrlPr>
+            </m:sSubPr>
+            <m:e>
+              <m:r>
+                <w:rPr>
+                  <w:rFonts w:ascii="Cambria Math" w:hAnsi="Cambria Math"/>
+                </w:rPr>
+                <m:t>d</m:t>
+              </m:r>
+            </m:e>
+            <m:sub>
+              <m:r>
+                <w:rPr>
+                  <w:rFonts w:ascii="Cambria Math" w:hAnsi="Cambria Math"/>
+                </w:rPr>
+                <m:t>k</m:t>
+              </m:r>
+            </m:sub>
+          </m:sSub>
+          <m:d>
+            <m:dPr>
+              <m:ctrlPr>
+                <w:rPr>
+                  <w:rFonts w:ascii="Cambria Math" w:hAnsi="Cambria Math"/>
+                  <w:i/>
+                </w:rPr>
+              </m:ctrlPr>
+            </m:dPr>
+            <m:e>
+              <m:sSup>
+                <m:sSupPr>
+                  <m:ctrlPr>
+                    <w:rPr>
+                      <w:rFonts w:ascii="Cambria Math" w:hAnsi="Cambria Math"/>
+                      <w:i/>
+                    </w:rPr>
+                  </m:ctrlPr>
+                </m:sSupPr>
+                <m:e>
+                  <m:r>
+                    <w:rPr>
+                      <w:rFonts w:ascii="Cambria Math" w:hAnsi="Cambria Math"/>
+                    </w:rPr>
+                    <m:t>a</m:t>
+                  </m:r>
+                </m:e>
+                <m:sup>
+                  <m:r>
+                    <w:rPr>
+                      <w:rFonts w:ascii="Cambria Math" w:hAnsi="Cambria Math"/>
+                    </w:rPr>
+                    <m:t>k</m:t>
+                  </m:r>
+                </m:sup>
+              </m:sSup>
+            </m:e>
+          </m:d>
+          <m:r>
+            <w:rPr>
+              <w:rFonts w:ascii="Cambria Math" w:hAnsi="Cambria Math"/>
+            </w:rPr>
+            <m:t>(k=0,…,3)</m:t>
+          </m:r>
+        </m:oMath>
+      </m:oMathPara>
+    </w:p>
+    <w:p>
+      <w:r>
+        <w:rPr>
+          <w:rFonts w:hint="eastAsia"/>
+        </w:rPr>
+        <w:t>56</w:t>
+      </w:r>
+      <w:r>
+        <w:rPr>
+          <w:rFonts w:hint="eastAsia"/>
+        </w:rPr>
+        <w:t>轮外部轮</w:t>
+      </w:r>
+    </w:p>
+    <w:p>
+      <m:oMathPara>
+        <m:oMath>
+          <m:sSup>
+            <m:sSupPr>
+              <m:ctrlPr>
+                <w:rPr>
+                  <w:rFonts w:ascii="Cambria Math" w:hAnsi="Cambria Math"/>
+                  <w:i/>
+                </w:rPr>
+              </m:ctrlPr>
+            </m:sSupPr>
+            <m:e>
+              <m:r>
+                <w:rPr>
+                  <w:rFonts w:ascii="Cambria Math" w:hAnsi="Cambria Math"/>
+                </w:rPr>
+                <m:t>a</m:t>
+              </m:r>
+            </m:e>
+            <m:sup>
+              <m:r>
+                <w:rPr>
+                  <w:rFonts w:ascii="Cambria Math" w:hAnsi="Cambria Math"/>
+                </w:rPr>
+                <m:t>k+5</m:t>
+              </m:r>
+            </m:sup>
+          </m:sSup>
+          <m:r>
+            <w:rPr>
+              <w:rFonts w:ascii="Cambria Math" w:hAnsi="Cambria Math"/>
+            </w:rPr>
+            <m:t>=InternalRoun</m:t>
+          </m:r>
+          <m:sSub>
+            <m:sSubPr>
+              <m:ctrlPr>
+                <w:rPr>
+                  <w:rFonts w:ascii="Cambria Math" w:hAnsi="Cambria Math"/>
+                  <w:i/>
+                </w:rPr>
+              </m:ctrlPr>
+            </m:sSubPr>
+            <m:e>
+              <m:r>
+                <w:rPr>
+                  <w:rFonts w:ascii="Cambria Math" w:hAnsi="Cambria Math"/>
+                </w:rPr>
+                <m:t>d</m:t>
+              </m:r>
+            </m:e>
+            <m:sub>
+              <m:r>
+                <w:rPr>
+                  <w:rFonts w:ascii="Cambria Math" w:hAnsi="Cambria Math"/>
+                </w:rPr>
+                <m:t>k</m:t>
+              </m:r>
+            </m:sub>
+          </m:sSub>
+          <m:d>
+            <m:dPr>
+              <m:ctrlPr>
+                <w:rPr>
+                  <w:rFonts w:ascii="Cambria Math" w:hAnsi="Cambria Math"/>
+                  <w:i/>
+                </w:rPr>
+              </m:ctrlPr>
+            </m:dPr>
+            <m:e>
+              <m:sSup>
+                <m:sSupPr>
+                  <m:ctrlPr>
+                    <w:rPr>
+                      <w:rFonts w:ascii="Cambria Math" w:hAnsi="Cambria Math"/>
+                      <w:i/>
+                    </w:rPr>
+                  </m:ctrlPr>
+                </m:sSupPr>
+                <m:e>
+                  <m:r>
+                    <w:rPr>
+                      <w:rFonts w:ascii="Cambria Math" w:hAnsi="Cambria Math"/>
+                    </w:rPr>
+                    <m:t>a</m:t>
+                  </m:r>
+                </m:e>
+                <m:sup>
+                  <m:r>
+                    <w:rPr>
+                      <w:rFonts w:ascii="Cambria Math" w:hAnsi="Cambria Math"/>
+                    </w:rPr>
+                    <m:t>k+4</m:t>
+                  </m:r>
+                </m:sup>
+              </m:sSup>
+            </m:e>
+          </m:d>
+          <m:r>
+            <w:rPr>
+              <w:rFonts w:ascii="Cambria Math" w:hAnsi="Cambria Math"/>
+            </w:rPr>
+            <m:t>(k=0,…,5)</m:t>
+          </m:r>
+        </m:oMath>
+      </m:oMathPara>
+    </w:p>
+    <w:p>
+      <w:r>
+        <w:rPr>
+          <w:rFonts w:hint="eastAsia"/>
+        </w:rPr>
+        <w:t>4</w:t>
+      </w:r>
+      <w:r>
+        <w:rPr>
+          <w:rFonts w:hint="eastAsia"/>
+        </w:rPr>
+        <w:t>轮外部轮</w:t>
+      </w:r>
+    </w:p>
+    <w:p>
+      <m:oMathPara>
+        <m:oMath>
+          <m:sSup>
+            <m:sSupPr>
+              <m:ctrlPr>
+                <w:rPr>
+                  <w:rFonts w:ascii="Cambria Math" w:hAnsi="Cambria Math"/>
+                  <w:i/>
+                </w:rPr>
+              </m:ctrlPr>
+            </m:sSupPr>
+            <m:e>
+              <m:r>
+                <w:rPr>
+                  <w:rFonts w:ascii="Cambria Math" w:hAnsi="Cambria Math"/>
+                </w:rPr>
+                <m:t>a</m:t>
+              </m:r>
+            </m:e>
+            <m:sup>
+              <m:r>
+                <w:rPr>
+                  <w:rFonts w:ascii="Cambria Math" w:hAnsi="Cambria Math"/>
+                </w:rPr>
+                <m:t>k+61</m:t>
+              </m:r>
+            </m:sup>
+          </m:sSup>
+          <m:r>
+            <w:rPr>
+              <w:rFonts w:ascii="Cambria Math" w:hAnsi="Cambria Math"/>
+            </w:rPr>
+            <m:t>=ExternalRoun</m:t>
+          </m:r>
+          <m:sSub>
+            <m:sSubPr>
+              <m:ctrlPr>
+                <w:rPr>
+                  <w:rFonts w:ascii="Cambria Math" w:hAnsi="Cambria Math"/>
+                  <w:i/>
+                </w:rPr>
+              </m:ctrlPr>
+            </m:sSubPr>
+            <m:e>
+              <m:r>
+                <w:rPr>
+                  <w:rFonts w:ascii="Cambria Math" w:hAnsi="Cambria Math"/>
+                </w:rPr>
+                <m:t>d</m:t>
+              </m:r>
+            </m:e>
+            <m:sub>
+              <m:r>
+                <w:rPr>
+                  <w:rFonts w:ascii="Cambria Math" w:hAnsi="Cambria Math"/>
+                </w:rPr>
+                <m:t>k+4</m:t>
+              </m:r>
+            </m:sub>
+          </m:sSub>
+          <m:r>
+            <w:rPr>
+              <w:rFonts w:ascii="Cambria Math" w:hAnsi="Cambria Math"/>
+            </w:rPr>
+            <m:t>(</m:t>
+          </m:r>
+          <m:sSup>
+            <m:sSupPr>
+              <m:ctrlPr>
+                <w:rPr>
+                  <w:rFonts w:ascii="Cambria Math" w:hAnsi="Cambria Math"/>
+                  <w:i/>
+                </w:rPr>
+              </m:ctrlPr>
+            </m:sSupPr>
+            <m:e>
+              <m:r>
+                <w:rPr>
+                  <w:rFonts w:ascii="Cambria Math" w:hAnsi="Cambria Math"/>
+                </w:rPr>
+                <m:t>a</m:t>
+              </m:r>
+            </m:e>
+            <m:sup>
+              <m:r>
+                <w:rPr>
+                  <w:rFonts w:ascii="Cambria Math" w:hAnsi="Cambria Math"/>
+                </w:rPr>
+                <m:t>k+60</m:t>
+              </m:r>
+            </m:sup>
+          </m:sSup>
+          <m:r>
+            <w:rPr>
+              <w:rFonts w:ascii="Cambria Math" w:hAnsi="Cambria Math"/>
+            </w:rPr>
+            <m:t>)(k=0,…,3)</m:t>
+          </m:r>
+        </m:oMath>
+      </m:oMathPara>
+    </w:p>
+    <w:p>
+      <w:r>
+        <w:rPr>
+          <w:rFonts w:hint="eastAsia"/>
+        </w:rPr>
+        <w:t>输出</w:t>
+      </w:r>
+    </w:p>
+    <w:p>
+      <w:pPr>
+        <w:rPr>
+          <w:rFonts w:hint="eastAsia"/>
+        </w:rPr>
+      </w:pPr>
+      <m:oMathPara>
+        <m:oMath>
+          <m:r>
+            <w:rPr>
+              <w:rFonts w:ascii="Cambria Math" w:hAnsi="Cambria Math"/>
+            </w:rPr>
+            <m:t>y=</m:t>
+          </m:r>
+          <m:sSup>
+            <m:sSupPr>
+              <m:ctrlPr>
+                <w:rPr>
+                  <w:rFonts w:ascii="Cambria Math" w:hAnsi="Cambria Math"/>
+                  <w:i/>
+                </w:rPr>
+              </m:ctrlPr>
+            </m:sSupPr>
+            <m:e>
+              <m:r>
+                <w:rPr>
+                  <w:rFonts w:ascii="Cambria Math" w:hAnsi="Cambria Math"/>
+                </w:rPr>
+                <m:t>a</m:t>
+              </m:r>
+            </m:e>
+            <m:sup>
+              <m:r>
+                <w:rPr>
+                  <w:rFonts w:ascii="Cambria Math" w:hAnsi="Cambria Math"/>
+                </w:rPr>
+                <m:t>64</m:t>
+              </m:r>
+            </m:sup>
+          </m:sSup>
+        </m:oMath>
+      </m:oMathPara>
+    </w:p>
+    <w:p>
+      <w:pPr>
+        <w:pStyle w:val="1"/>
+      </w:pPr>
+      <w:r>
+        <w:rPr>
+          <w:rFonts w:hint="eastAsia"/>
+        </w:rPr>
         <w:t>Poseidon2</w:t>
       </w:r>
       <w:r>
@@ -1161,11 +2469,6 @@
       </w:r>
     </w:p>
     <w:p>
-      <w:pPr>
-        <w:rPr>
-          <w:rFonts w:hint="eastAsia"/>
-        </w:rPr>
-      </w:pPr>
       <w:r>
         <w:rPr>
           <w:rFonts w:hint="eastAsia"/>
@@ -1588,13 +2891,7 @@
         <w:t>生成及验证证明成功。</w:t>
       </w:r>
     </w:p>
-    <w:p>
-      <w:pPr>
-        <w:rPr>
-          <w:rFonts w:hint="eastAsia"/>
-        </w:rPr>
-      </w:pPr>
-    </w:p>
+    <w:p/>
     <w:sectPr>
       <w:footerReference w:type="default" r:id="rId25"/>
       <w:pgSz w:w="11906" w:h="16838"/>

--- a/Project3/说明文档.docx
+++ b/Project3/说明文档.docx
@@ -87,7 +87,7 @@
           <w:sz w:val="56"/>
           <w:szCs w:val="56"/>
         </w:rPr>
-        <w:t>Project3</w:t>
+        <w:t>创新创业实践</w:t>
       </w:r>
     </w:p>
     <w:p>
@@ -108,6 +108,27 @@
           <w:sz w:val="56"/>
           <w:szCs w:val="56"/>
         </w:rPr>
+        <w:t>Project3</w:t>
+      </w:r>
+    </w:p>
+    <w:p>
+      <w:pPr>
+        <w:jc w:val="center"/>
+        <w:rPr>
+          <w:b/>
+          <w:bCs/>
+          <w:sz w:val="56"/>
+          <w:szCs w:val="56"/>
+        </w:rPr>
+      </w:pPr>
+      <w:r>
+        <w:rPr>
+          <w:rFonts w:hint="eastAsia"/>
+          <w:b/>
+          <w:bCs/>
+          <w:sz w:val="56"/>
+          <w:szCs w:val="56"/>
+        </w:rPr>
         <w:t>说明文档</w:t>
       </w:r>
     </w:p>
@@ -129,8 +150,8 @@
     </w:p>
     <w:p>
       <w:pPr>
-        <w:jc w:val="center"/>
-        <w:rPr>
+        <w:rPr>
+          <w:rFonts w:hint="eastAsia"/>
           <w:b/>
           <w:bCs/>
           <w:sz w:val="48"/>
@@ -142,17 +163,6 @@
       <w:pPr>
         <w:jc w:val="center"/>
         <w:rPr>
-          <w:b/>
-          <w:bCs/>
-          <w:sz w:val="48"/>
-          <w:szCs w:val="48"/>
-        </w:rPr>
-      </w:pPr>
-    </w:p>
-    <w:p>
-      <w:pPr>
-        <w:jc w:val="center"/>
-        <w:rPr>
           <w:sz w:val="44"/>
           <w:szCs w:val="44"/>
         </w:rPr>
@@ -195,6 +205,12 @@
           <w:rFonts w:hint="eastAsia"/>
         </w:rPr>
         <w:lastRenderedPageBreak/>
+        <w:t>一、</w:t>
+      </w:r>
+      <w:r>
+        <w:rPr>
+          <w:rFonts w:hint="eastAsia"/>
+        </w:rPr>
         <w:t>代码解释</w:t>
       </w:r>
     </w:p>
@@ -1070,6 +1086,12 @@
       <w:pPr>
         <w:pStyle w:val="1"/>
       </w:pPr>
+      <w:r>
+        <w:rPr>
+          <w:rFonts w:hint="eastAsia"/>
+        </w:rPr>
+        <w:t>二、</w:t>
+      </w:r>
       <w:r>
         <w:rPr>
           <w:rFonts w:hint="eastAsia"/>
@@ -2332,11 +2354,6 @@
       </w:r>
     </w:p>
     <w:p>
-      <w:pPr>
-        <w:rPr>
-          <w:rFonts w:hint="eastAsia"/>
-        </w:rPr>
-      </w:pPr>
       <m:oMathPara>
         <m:oMath>
           <m:r>
@@ -2382,6 +2399,12 @@
         <w:rPr>
           <w:rFonts w:hint="eastAsia"/>
         </w:rPr>
+        <w:t>三、</w:t>
+      </w:r>
+      <w:r>
+        <w:rPr>
+          <w:rFonts w:hint="eastAsia"/>
+        </w:rPr>
         <w:t>Poseidon2</w:t>
       </w:r>
       <w:r>
@@ -2473,7 +2496,13 @@
         <w:rPr>
           <w:rFonts w:hint="eastAsia"/>
         </w:rPr>
-        <w:t>可以看到，编译成功。</w:t>
+        <w:t>输出指令，</w:t>
+      </w:r>
+      <w:r>
+        <w:rPr>
+          <w:rFonts w:hint="eastAsia"/>
+        </w:rPr>
+        <w:t>可以看到编译成功。</w:t>
       </w:r>
     </w:p>
     <w:p>
@@ -2488,6 +2517,26 @@
       </w:r>
     </w:p>
     <w:p>
+      <w:r>
+        <w:rPr>
+          <w:rFonts w:hint="eastAsia"/>
+        </w:rPr>
+        <w:t>通过</w:t>
+      </w:r>
+      <w:proofErr w:type="spellStart"/>
+      <w:r>
+        <w:rPr>
+          <w:rFonts w:hint="eastAsia"/>
+        </w:rPr>
+        <w:t>snarkjs</w:t>
+      </w:r>
+      <w:proofErr w:type="spellEnd"/>
+      <w:r>
+        <w:rPr>
+          <w:rFonts w:hint="eastAsia"/>
+        </w:rPr>
+        <w:t>生成</w:t>
+      </w:r>
       <w:r>
         <w:t>P</w:t>
       </w:r>
@@ -2635,6 +2684,12 @@
         </w:rPr>
         <w:t>Groth16</w:t>
       </w:r>
+      <w:r>
+        <w:rPr>
+          <w:rFonts w:hint="eastAsia"/>
+        </w:rPr>
+        <w:t>证明</w:t>
+      </w:r>
     </w:p>
     <w:p>
       <w:r>
@@ -2888,7 +2943,13 @@
         <w:rPr>
           <w:rFonts w:hint="eastAsia"/>
         </w:rPr>
-        <w:t>生成及验证证明成功。</w:t>
+        <w:t>生成及验证证明成功</w:t>
+      </w:r>
+      <w:r>
+        <w:rPr>
+          <w:rFonts w:hint="eastAsia"/>
+        </w:rPr>
+        <w:t>。</w:t>
       </w:r>
     </w:p>
     <w:p/>
